--- a/entorno_desarrollo/Tarea 2.1-AdriánTiradoRamos.docx
+++ b/entorno_desarrollo/Tarea 2.1-AdriánTiradoRamos.docx
@@ -1,6 +1,6 @@
 
 <file path=word/document.xml><?xml version="1.0" encoding="utf-8"?>
-<w:document xmlns:wpc="http://schemas.microsoft.com/office/word/2010/wordprocessingCanvas" xmlns:cx="http://schemas.microsoft.com/office/drawing/2014/chartex" xmlns:cx1="http://schemas.microsoft.com/office/drawing/2015/9/8/chartex" xmlns:cx2="http://schemas.microsoft.com/office/drawing/2015/10/21/chartex" xmlns:cx3="http://schemas.microsoft.com/office/drawing/2016/5/9/chartex" xmlns:cx4="http://schemas.microsoft.com/office/drawing/2016/5/10/chartex" xmlns:cx5="http://schemas.microsoft.com/office/drawing/2016/5/11/chartex" xmlns:cx6="http://schemas.microsoft.com/office/drawing/2016/5/12/chartex" xmlns:cx7="http://schemas.microsoft.com/office/drawing/2016/5/13/chartex" xmlns:cx8="http://schemas.microsoft.com/office/drawing/2016/5/14/chartex" xmlns:mc="http://schemas.openxmlformats.org/markup-compatibility/2006" xmlns:aink="http://schemas.microsoft.com/office/drawing/2016/ink" xmlns:am3d="http://schemas.microsoft.com/office/drawing/2017/model3d" xmlns:o="urn:schemas-microsoft-com:office:office" xmlns:r="http://schemas.openxmlformats.org/officeDocument/2006/relationships" xmlns:m="http://schemas.openxmlformats.org/officeDocument/2006/math" xmlns:v="urn:schemas-microsoft-com:vml" xmlns:wp14="http://schemas.microsoft.com/office/word/2010/wordprocessingDrawing" xmlns:wp="http://schemas.openxmlformats.org/drawingml/2006/wordprocessingDrawing" xmlns:w10="urn:schemas-microsoft-com:office:word" xmlns:w="http://schemas.openxmlformats.org/wordprocessingml/2006/main" xmlns:w14="http://schemas.microsoft.com/office/word/2010/wordml" xmlns:w15="http://schemas.microsoft.com/office/word/2012/wordml" xmlns:w16cid="http://schemas.microsoft.com/office/word/2016/wordml/cid" xmlns:w16se="http://schemas.microsoft.com/office/word/2015/wordml/symex" xmlns:wpg="http://schemas.microsoft.com/office/word/2010/wordprocessingGroup" xmlns:wpi="http://schemas.microsoft.com/office/word/2010/wordprocessingInk" xmlns:wne="http://schemas.microsoft.com/office/word/2006/wordml" xmlns:wps="http://schemas.microsoft.com/office/word/2010/wordprocessingShape" mc:Ignorable="w14 w15 w16se w16cid wp14">
+<w:document xmlns:wpc="http://schemas.microsoft.com/office/word/2010/wordprocessingCanvas" xmlns:cx="http://schemas.microsoft.com/office/drawing/2014/chartex" xmlns:cx1="http://schemas.microsoft.com/office/drawing/2015/9/8/chartex" xmlns:cx2="http://schemas.microsoft.com/office/drawing/2015/10/21/chartex" xmlns:cx3="http://schemas.microsoft.com/office/drawing/2016/5/9/chartex" xmlns:cx4="http://schemas.microsoft.com/office/drawing/2016/5/10/chartex" xmlns:cx5="http://schemas.microsoft.com/office/drawing/2016/5/11/chartex" xmlns:cx6="http://schemas.microsoft.com/office/drawing/2016/5/12/chartex" xmlns:cx7="http://schemas.microsoft.com/office/drawing/2016/5/13/chartex" xmlns:cx8="http://schemas.microsoft.com/office/drawing/2016/5/14/chartex" xmlns:mc="http://schemas.openxmlformats.org/markup-compatibility/2006" xmlns:aink="http://schemas.microsoft.com/office/drawing/2016/ink" xmlns:am3d="http://schemas.microsoft.com/office/drawing/2017/model3d" xmlns:o="urn:schemas-microsoft-com:office:office" xmlns:oel="http://schemas.microsoft.com/office/2019/extlst" xmlns:r="http://schemas.openxmlformats.org/officeDocument/2006/relationships" xmlns:m="http://schemas.openxmlformats.org/officeDocument/2006/math" xmlns:v="urn:schemas-microsoft-com:vml" xmlns:wp14="http://schemas.microsoft.com/office/word/2010/wordprocessingDrawing" xmlns:wp="http://schemas.openxmlformats.org/drawingml/2006/wordprocessingDrawing" xmlns:w10="urn:schemas-microsoft-com:office:word" xmlns:w="http://schemas.openxmlformats.org/wordprocessingml/2006/main" xmlns:w14="http://schemas.microsoft.com/office/word/2010/wordml" xmlns:w15="http://schemas.microsoft.com/office/word/2012/wordml" xmlns:w16cex="http://schemas.microsoft.com/office/word/2018/wordml/cex" xmlns:w16cid="http://schemas.microsoft.com/office/word/2016/wordml/cid" xmlns:w16="http://schemas.microsoft.com/office/word/2018/wordml" xmlns:w16sdtdh="http://schemas.microsoft.com/office/word/2020/wordml/sdtdatahash" xmlns:w16se="http://schemas.microsoft.com/office/word/2015/wordml/symex" xmlns:wpg="http://schemas.microsoft.com/office/word/2010/wordprocessingGroup" xmlns:wpi="http://schemas.microsoft.com/office/word/2010/wordprocessingInk" xmlns:wne="http://schemas.microsoft.com/office/word/2006/wordml" xmlns:wps="http://schemas.microsoft.com/office/word/2010/wordprocessingShape" mc:Ignorable="w14 w15 w16se w16cid w16 w16cex w16sdtdh wp14">
   <w:body>
     <w:p>
       <w:r>
@@ -14,7 +14,7 @@
         <mc:AlternateContent>
           <mc:Choice Requires="wps">
             <w:drawing>
-              <wp:anchor distT="0" distB="0" distL="114300" distR="114300" simplePos="0" relativeHeight="251666432" behindDoc="1" locked="0" layoutInCell="1" allowOverlap="1" wp14:anchorId="2934EC10" wp14:editId="6E50E818">
+              <wp:anchor distT="0" distB="0" distL="114300" distR="114300" simplePos="0" relativeHeight="251666432" behindDoc="1" locked="0" layoutInCell="1" allowOverlap="1" wp14:anchorId="7FA156CC" wp14:editId="6E50E818">
                 <wp:simplePos x="0" y="0"/>
                 <wp:positionH relativeFrom="margin">
                   <wp:posOffset>2763672</wp:posOffset>
@@ -98,11 +98,11 @@
           </mc:Choice>
           <mc:Fallback>
             <w:pict>
-              <v:shapetype w14:anchorId="2934EC10" id="_x0000_t202" coordsize="21600,21600" o:spt="202" path="m,l,21600r21600,l21600,xe">
+              <v:shapetype w14:anchorId="7FA156CC" id="_x0000_t202" coordsize="21600,21600" o:spt="202" path="m,l,21600r21600,l21600,xe">
                 <v:stroke joinstyle="miter"/>
                 <v:path gradientshapeok="t" o:connecttype="rect"/>
               </v:shapetype>
-              <v:shape id="Cuadro de texto 1" o:spid="_x0000_s1026" type="#_x0000_t202" style="position:absolute;margin-left:217.6pt;margin-top:-.55pt;width:246.15pt;height:42.8pt;z-index:-251650048;visibility:visible;mso-wrap-style:square;mso-wrap-distance-left:9pt;mso-wrap-distance-top:0;mso-wrap-distance-right:9pt;mso-wrap-distance-bottom:0;mso-position-horizontal:absolute;mso-position-horizontal-relative:margin;mso-position-vertical:absolute;mso-position-vertical-relative:text;v-text-anchor:top" o:gfxdata="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" filled="f" stroked="f">
+              <v:shape id="Cuadro de texto 1" o:spid="_x0000_s1026" type="#_x0000_t202" style="position:absolute;margin-left:217.6pt;margin-top:-.55pt;width:246.15pt;height:42.8pt;z-index:-251650048;visibility:visible;mso-wrap-style:square;mso-wrap-distance-left:9pt;mso-wrap-distance-top:0;mso-wrap-distance-right:9pt;mso-wrap-distance-bottom:0;mso-position-horizontal:absolute;mso-position-horizontal-relative:margin;mso-position-vertical:absolute;mso-position-vertical-relative:text;v-text-anchor:top" o:gfxdata="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" filled="f" stroked="f">
                 <v:textbox>
                   <w:txbxContent>
                     <w:p>
@@ -146,7 +146,7 @@
         <mc:AlternateContent>
           <mc:Choice Requires="wps">
             <w:drawing>
-              <wp:anchor distT="0" distB="0" distL="114300" distR="114300" simplePos="0" relativeHeight="251664384" behindDoc="1" locked="0" layoutInCell="1" allowOverlap="1" wp14:anchorId="632A3BAC" wp14:editId="2D86327E">
+              <wp:anchor distT="0" distB="0" distL="114300" distR="114300" simplePos="0" relativeHeight="251664384" behindDoc="1" locked="0" layoutInCell="1" allowOverlap="1" wp14:anchorId="6B8BD63B" wp14:editId="2D86327E">
                 <wp:simplePos x="0" y="0"/>
                 <wp:positionH relativeFrom="margin">
                   <wp:align>left</wp:align>
@@ -230,7 +230,7 @@
           </mc:Choice>
           <mc:Fallback>
             <w:pict>
-              <v:shape w14:anchorId="632A3BAC" id="Cuadro de texto 3" o:spid="_x0000_s1027" type="#_x0000_t202" style="position:absolute;margin-left:0;margin-top:561.85pt;width:246.15pt;height:42.8pt;z-index:-251652096;visibility:visible;mso-wrap-style:square;mso-wrap-distance-left:9pt;mso-wrap-distance-top:0;mso-wrap-distance-right:9pt;mso-wrap-distance-bottom:0;mso-position-horizontal:left;mso-position-horizontal-relative:margin;mso-position-vertical:absolute;mso-position-vertical-relative:text;v-text-anchor:top" o:gfxdata="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" filled="f" stroked="f">
+              <v:shape w14:anchorId="6B8BD63B" id="Cuadro de texto 3" o:spid="_x0000_s1027" type="#_x0000_t202" style="position:absolute;margin-left:0;margin-top:561.85pt;width:246.15pt;height:42.8pt;z-index:-251652096;visibility:visible;mso-wrap-style:square;mso-wrap-distance-left:9pt;mso-wrap-distance-top:0;mso-wrap-distance-right:9pt;mso-wrap-distance-bottom:0;mso-position-horizontal:left;mso-position-horizontal-relative:margin;mso-position-vertical:absolute;mso-position-vertical-relative:text;v-text-anchor:top" o:gfxdata="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" filled="f" stroked="f">
                 <v:textbox>
                   <w:txbxContent>
                     <w:p>
@@ -274,7 +274,7 @@
         <mc:AlternateContent>
           <mc:Choice Requires="wps">
             <w:drawing>
-              <wp:anchor distT="0" distB="0" distL="114300" distR="114300" simplePos="0" relativeHeight="251662336" behindDoc="1" locked="0" layoutInCell="1" allowOverlap="1" wp14:anchorId="6640182A" wp14:editId="7BE22592">
+              <wp:anchor distT="0" distB="0" distL="114300" distR="114300" simplePos="0" relativeHeight="251662336" behindDoc="1" locked="0" layoutInCell="1" allowOverlap="1" wp14:anchorId="6EA674AA" wp14:editId="7BE22592">
                 <wp:simplePos x="0" y="0"/>
                 <wp:positionH relativeFrom="margin">
                   <wp:posOffset>2717851</wp:posOffset>
@@ -358,7 +358,7 @@
           </mc:Choice>
           <mc:Fallback>
             <w:pict>
-              <v:shape w14:anchorId="6640182A" id="Cuadro de texto 2" o:spid="_x0000_s1028" type="#_x0000_t202" style="position:absolute;margin-left:214pt;margin-top:46.15pt;width:246.15pt;height:42.8pt;z-index:-251654144;visibility:visible;mso-wrap-style:square;mso-wrap-distance-left:9pt;mso-wrap-distance-top:0;mso-wrap-distance-right:9pt;mso-wrap-distance-bottom:0;mso-position-horizontal:absolute;mso-position-horizontal-relative:margin;mso-position-vertical:absolute;mso-position-vertical-relative:text;v-text-anchor:top" o:gfxdata="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" filled="f" stroked="f">
+              <v:shape w14:anchorId="6EA674AA" id="Cuadro de texto 2" o:spid="_x0000_s1028" type="#_x0000_t202" style="position:absolute;margin-left:214pt;margin-top:46.15pt;width:246.15pt;height:42.8pt;z-index:-251654144;visibility:visible;mso-wrap-style:square;mso-wrap-distance-left:9pt;mso-wrap-distance-top:0;mso-wrap-distance-right:9pt;mso-wrap-distance-bottom:0;mso-position-horizontal:absolute;mso-position-horizontal-relative:margin;mso-position-vertical:absolute;mso-position-vertical-relative:text;v-text-anchor:top" o:gfxdata="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" filled="f" stroked="f">
                 <v:textbox>
                   <w:txbxContent>
                     <w:p>
@@ -399,7 +399,6 @@
             <w:docPartUnique/>
           </w:docPartObj>
         </w:sdtPr>
-        <w:sdtEndPr/>
         <w:sdtContent>
           <w:r>
             <w:rPr>
@@ -408,7 +407,7 @@
             <mc:AlternateContent>
               <mc:Choice Requires="wpg">
                 <w:drawing>
-                  <wp:anchor distT="0" distB="0" distL="114300" distR="114300" simplePos="0" relativeHeight="251659264" behindDoc="1" locked="0" layoutInCell="1" allowOverlap="1" wp14:anchorId="43EBE590">
+                  <wp:anchor distT="0" distB="0" distL="114300" distR="114300" simplePos="0" relativeHeight="251659264" behindDoc="1" locked="0" layoutInCell="1" allowOverlap="1" wp14:anchorId="02D698DE">
                     <wp:simplePos x="0" y="0"/>
                     <wp:positionH relativeFrom="page">
                       <wp:align>center</wp:align>
@@ -1089,7 +1088,7 @@
               </mc:Choice>
               <mc:Fallback>
                 <w:pict>
-                  <v:group w14:anchorId="43EBE590" id="Grupo 48" o:spid="_x0000_s1029" style="position:absolute;margin-left:0;margin-top:0;width:540pt;height:10in;z-index:-251657216;mso-width-percent:882;mso-height-percent:909;mso-position-horizontal:center;mso-position-horizontal-relative:page;mso-position-vertical:center;mso-position-vertical-relative:page;mso-width-percent:882;mso-height-percent:909" coordsize="68580,91440" o:gfxdata="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">
+                  <v:group w14:anchorId="02D698DE" id="Grupo 48" o:spid="_x0000_s1029" style="position:absolute;margin-left:0;margin-top:0;width:540pt;height:10in;z-index:-251657216;mso-width-percent:882;mso-height-percent:909;mso-position-horizontal:center;mso-position-horizontal-relative:page;mso-position-vertical:center;mso-position-vertical-relative:page;mso-width-percent:882;mso-height-percent:909" coordsize="68580,91440" o:gfxdata="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">
                     <v:group id="Grupo 49" o:spid="_x0000_s1030" style="position:absolute;width:68580;height:91440" coordsize="68580,91440" o:gfxdata="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">
                       <v:rect id="Rectángulo 54" o:spid="_x0000_s1031" style="position:absolute;width:68580;height:91440;visibility:visible;mso-wrap-style:square;v-text-anchor:top" o:gfxdata="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" fillcolor="#485870 [3122]" stroked="f" strokeweight="1pt">
                         <v:fill color2="#3d4b5f [2882]" angle="348" colors="0 #88acbb;6554f #88acbb" focus="100%" type="gradient"/>
@@ -1272,9 +1271,11 @@
           <w:bCs w:val="0"/>
           <w:caps w:val="0"/>
           <w:noProof/>
+          <w:kern w:val="2"/>
           <w:sz w:val="22"/>
           <w:szCs w:val="22"/>
           <w:lang w:eastAsia="es-ES"/>
+          <w14:ligatures w14:val="standardContextual"/>
         </w:rPr>
       </w:pPr>
       <w:r>
@@ -1295,7 +1296,7 @@
         </w:rPr>
         <w:fldChar w:fldCharType="separate"/>
       </w:r>
-      <w:hyperlink w:anchor="_Toc153826059" w:history="1">
+      <w:hyperlink w:anchor="_Toc153835954" w:history="1">
         <w:r>
           <w:rPr>
             <w:rStyle w:val="Hipervnculo"/>
@@ -1323,7 +1324,7 @@
             <w:noProof/>
             <w:webHidden/>
           </w:rPr>
-          <w:instrText xml:space="preserve"> PAGEREF _Toc153826059 \h </w:instrText>
+          <w:instrText xml:space="preserve"> PAGEREF _Toc153835954 \h </w:instrText>
         </w:r>
         <w:r>
           <w:rPr>
@@ -1366,12 +1367,14 @@
           <w:bCs w:val="0"/>
           <w:caps w:val="0"/>
           <w:noProof/>
+          <w:kern w:val="2"/>
           <w:sz w:val="22"/>
           <w:szCs w:val="22"/>
           <w:lang w:eastAsia="es-ES"/>
-        </w:rPr>
-      </w:pPr>
-      <w:hyperlink w:anchor="_Toc153826060" w:history="1">
+          <w14:ligatures w14:val="standardContextual"/>
+        </w:rPr>
+      </w:pPr>
+      <w:hyperlink w:anchor="_Toc153835955" w:history="1">
         <w:r>
           <w:rPr>
             <w:rStyle w:val="Hipervnculo"/>
@@ -1399,7 +1402,7 @@
             <w:noProof/>
             <w:webHidden/>
           </w:rPr>
-          <w:instrText xml:space="preserve"> PAGEREF _Toc153826060 \h </w:instrText>
+          <w:instrText xml:space="preserve"> PAGEREF _Toc153835955 \h </w:instrText>
         </w:r>
         <w:r>
           <w:rPr>
@@ -1456,7 +1459,7 @@
         </w:rPr>
         <w:br w:type="page"/>
       </w:r>
-      <w:bookmarkStart w:id="0" w:name="_Toc153826059"/>
+      <w:bookmarkStart w:id="0" w:name="_Toc153835954"/>
       <w:r>
         <w:rPr>
           <w:lang w:eastAsia="es-ES"/>
@@ -1515,7 +1518,7 @@
           <w:noProof/>
         </w:rPr>
         <w:drawing>
-          <wp:inline distT="0" distB="0" distL="0" distR="0" wp14:anchorId="3017B1EF" wp14:editId="4F47BA1B">
+          <wp:inline distT="0" distB="0" distL="0" distR="0" wp14:anchorId="7DB340E8" wp14:editId="4F47BA1B">
             <wp:extent cx="5400040" cy="2728595"/>
             <wp:effectExtent l="0" t="0" r="0" b="0"/>
             <wp:docPr id="4" name="Imagen 4"/>
@@ -1590,7 +1593,7 @@
           <w:noProof/>
         </w:rPr>
         <w:drawing>
-          <wp:inline distT="0" distB="0" distL="0" distR="0" wp14:anchorId="4468DA61" wp14:editId="2A0C819A">
+          <wp:inline distT="0" distB="0" distL="0" distR="0" wp14:anchorId="60CDF054" wp14:editId="2A0C819A">
             <wp:extent cx="5400040" cy="4840605"/>
             <wp:effectExtent l="0" t="0" r="0" b="0"/>
             <wp:docPr id="5" name="Imagen 5"/>
@@ -1664,7 +1667,7 @@
           <w:noProof/>
         </w:rPr>
         <w:drawing>
-          <wp:inline distT="0" distB="0" distL="0" distR="0" wp14:anchorId="196FAE6C" wp14:editId="66B197DB">
+          <wp:inline distT="0" distB="0" distL="0" distR="0" wp14:anchorId="5789B496" wp14:editId="66B197DB">
             <wp:extent cx="5400040" cy="3235325"/>
             <wp:effectExtent l="0" t="0" r="0" b="3175"/>
             <wp:docPr id="6" name="Imagen 6"/>
@@ -1725,7 +1728,7 @@
         </w:rPr>
         <w:lastRenderedPageBreak/>
         <w:drawing>
-          <wp:inline distT="0" distB="0" distL="0" distR="0" wp14:anchorId="614C24C1" wp14:editId="2719CD2A">
+          <wp:inline distT="0" distB="0" distL="0" distR="0" wp14:anchorId="58E1B1D0" wp14:editId="2719CD2A">
             <wp:extent cx="5400040" cy="2471420"/>
             <wp:effectExtent l="0" t="0" r="0" b="5080"/>
             <wp:docPr id="7" name="Imagen 7"/>
@@ -1791,7 +1794,7 @@
           <w:noProof/>
         </w:rPr>
         <w:drawing>
-          <wp:inline distT="0" distB="0" distL="0" distR="0" wp14:anchorId="11713E6F" wp14:editId="46059A58">
+          <wp:inline distT="0" distB="0" distL="0" distR="0" wp14:anchorId="656F51CD" wp14:editId="46059A58">
             <wp:extent cx="5400040" cy="198755"/>
             <wp:effectExtent l="0" t="0" r="0" b="0"/>
             <wp:docPr id="9" name="Imagen 9"/>
@@ -1855,7 +1858,7 @@
           <w:noProof/>
         </w:rPr>
         <w:drawing>
-          <wp:inline distT="0" distB="0" distL="0" distR="0" wp14:anchorId="2EA6AD80" wp14:editId="52049E4C">
+          <wp:inline distT="0" distB="0" distL="0" distR="0" wp14:anchorId="7AA20C1F" wp14:editId="52049E4C">
             <wp:extent cx="5400040" cy="1210945"/>
             <wp:effectExtent l="0" t="0" r="0" b="8255"/>
             <wp:docPr id="8" name="Imagen 8"/>
@@ -1937,7 +1940,7 @@
         <mc:AlternateContent>
           <mc:Choice Requires="wps">
             <w:drawing>
-              <wp:anchor distT="0" distB="0" distL="114300" distR="114300" simplePos="0" relativeHeight="251667456" behindDoc="0" locked="0" layoutInCell="1" allowOverlap="1">
+              <wp:anchor distT="0" distB="0" distL="114300" distR="114300" simplePos="0" relativeHeight="251667456" behindDoc="0" locked="0" layoutInCell="1" allowOverlap="1" wp14:anchorId="35B7FB9F">
                 <wp:simplePos x="0" y="0"/>
                 <wp:positionH relativeFrom="column">
                   <wp:posOffset>4185201</wp:posOffset>
@@ -2013,7 +2016,7 @@
           <w:noProof/>
         </w:rPr>
         <w:drawing>
-          <wp:inline distT="0" distB="0" distL="0" distR="0" wp14:anchorId="6EAC3BBF" wp14:editId="518468B1">
+          <wp:inline distT="0" distB="0" distL="0" distR="0" wp14:anchorId="6E3CCE10" wp14:editId="518468B1">
             <wp:extent cx="5400040" cy="1988820"/>
             <wp:effectExtent l="0" t="0" r="0" b="0"/>
             <wp:docPr id="10" name="Imagen 10"/>
@@ -2097,7 +2100,7 @@
         <mc:AlternateContent>
           <mc:Choice Requires="wps">
             <w:drawing>
-              <wp:anchor distT="0" distB="0" distL="114300" distR="114300" simplePos="0" relativeHeight="251669504" behindDoc="0" locked="0" layoutInCell="1" allowOverlap="1" wp14:anchorId="64A37872" wp14:editId="6E508C0C">
+              <wp:anchor distT="0" distB="0" distL="114300" distR="114300" simplePos="0" relativeHeight="251669504" behindDoc="0" locked="0" layoutInCell="1" allowOverlap="1" wp14:anchorId="2DBA2AB5" wp14:editId="6E508C0C">
                 <wp:simplePos x="0" y="0"/>
                 <wp:positionH relativeFrom="column">
                   <wp:posOffset>311498</wp:posOffset>
@@ -2173,7 +2176,7 @@
           <w:noProof/>
         </w:rPr>
         <w:drawing>
-          <wp:inline distT="0" distB="0" distL="0" distR="0" wp14:anchorId="38ACFDF1" wp14:editId="55BFA86D">
+          <wp:inline distT="0" distB="0" distL="0" distR="0" wp14:anchorId="5A0534FF" wp14:editId="55BFA86D">
             <wp:extent cx="5400040" cy="2054860"/>
             <wp:effectExtent l="0" t="0" r="0" b="2540"/>
             <wp:docPr id="12" name="Imagen 12"/>
@@ -2247,7 +2250,7 @@
           <w:noProof/>
         </w:rPr>
         <w:drawing>
-          <wp:inline distT="0" distB="0" distL="0" distR="0" wp14:anchorId="3BE08D29" wp14:editId="32CA9FAD">
+          <wp:inline distT="0" distB="0" distL="0" distR="0" wp14:anchorId="14CF1346" wp14:editId="32CA9FAD">
             <wp:extent cx="5400040" cy="1878965"/>
             <wp:effectExtent l="0" t="0" r="0" b="6985"/>
             <wp:docPr id="14" name="Imagen 14"/>
@@ -2309,7 +2312,7 @@
           <w:noProof/>
         </w:rPr>
         <w:drawing>
-          <wp:inline distT="0" distB="0" distL="0" distR="0" wp14:anchorId="112CB5AE" wp14:editId="2A0B04EA">
+          <wp:inline distT="0" distB="0" distL="0" distR="0" wp14:anchorId="672328D6" wp14:editId="2A0B04EA">
             <wp:extent cx="3504762" cy="1152381"/>
             <wp:effectExtent l="0" t="0" r="635" b="0"/>
             <wp:docPr id="15" name="Imagen 15"/>
@@ -2388,7 +2391,7 @@
           <w:noProof/>
         </w:rPr>
         <w:drawing>
-          <wp:inline distT="0" distB="0" distL="0" distR="0" wp14:anchorId="3FD10643" wp14:editId="5294A4EA">
+          <wp:inline distT="0" distB="0" distL="0" distR="0" wp14:anchorId="4AE293BA" wp14:editId="5294A4EA">
             <wp:extent cx="5400040" cy="3795395"/>
             <wp:effectExtent l="0" t="0" r="0" b="0"/>
             <wp:docPr id="16" name="Imagen 16"/>
@@ -2450,7 +2453,7 @@
           <w:noProof/>
         </w:rPr>
         <w:drawing>
-          <wp:inline distT="0" distB="0" distL="0" distR="0" wp14:anchorId="7DE471AB" wp14:editId="404C6EB6">
+          <wp:inline distT="0" distB="0" distL="0" distR="0" wp14:anchorId="714A1551" wp14:editId="404C6EB6">
             <wp:extent cx="5400040" cy="3846830"/>
             <wp:effectExtent l="0" t="0" r="0" b="1270"/>
             <wp:docPr id="17" name="Imagen 17"/>
@@ -2535,7 +2538,7 @@
           <w:noProof/>
         </w:rPr>
         <w:drawing>
-          <wp:inline distT="0" distB="0" distL="0" distR="0" wp14:anchorId="1F92BE1F" wp14:editId="20D81D70">
+          <wp:inline distT="0" distB="0" distL="0" distR="0" wp14:anchorId="4220C0F5" wp14:editId="20D81D70">
             <wp:extent cx="5400040" cy="2366645"/>
             <wp:effectExtent l="0" t="0" r="0" b="0"/>
             <wp:docPr id="18" name="Imagen 18"/>
@@ -2597,7 +2600,7 @@
           <w:noProof/>
         </w:rPr>
         <w:drawing>
-          <wp:inline distT="0" distB="0" distL="0" distR="0" wp14:anchorId="13568443" wp14:editId="32CF0D1A">
+          <wp:inline distT="0" distB="0" distL="0" distR="0" wp14:anchorId="7D974CA5" wp14:editId="32CF0D1A">
             <wp:extent cx="5400040" cy="2901950"/>
             <wp:effectExtent l="0" t="0" r="0" b="0"/>
             <wp:docPr id="19" name="Imagen 19"/>
@@ -2673,7 +2676,7 @@
           <w:noProof/>
         </w:rPr>
         <w:drawing>
-          <wp:inline distT="0" distB="0" distL="0" distR="0" wp14:anchorId="0F106EDB" wp14:editId="4258269E">
+          <wp:inline distT="0" distB="0" distL="0" distR="0" wp14:anchorId="30644762" wp14:editId="4258269E">
             <wp:extent cx="4238095" cy="1152381"/>
             <wp:effectExtent l="0" t="0" r="0" b="0"/>
             <wp:docPr id="20" name="Imagen 20"/>
@@ -2749,7 +2752,7 @@
           <w:noProof/>
         </w:rPr>
         <w:drawing>
-          <wp:inline distT="0" distB="0" distL="0" distR="0" wp14:anchorId="5CB5CCB9" wp14:editId="0DB06737">
+          <wp:inline distT="0" distB="0" distL="0" distR="0" wp14:anchorId="121354BE" wp14:editId="0DB06737">
             <wp:extent cx="2608739" cy="944545"/>
             <wp:effectExtent l="0" t="0" r="1270" b="8255"/>
             <wp:docPr id="21" name="Imagen 21"/>
@@ -2804,7 +2807,7 @@
         </w:rPr>
         <w:lastRenderedPageBreak/>
         <w:drawing>
-          <wp:inline distT="0" distB="0" distL="0" distR="0" wp14:anchorId="12BC7F9F" wp14:editId="352AB600">
+          <wp:inline distT="0" distB="0" distL="0" distR="0" wp14:anchorId="0AA6C435" wp14:editId="352AB600">
             <wp:extent cx="5400040" cy="2757170"/>
             <wp:effectExtent l="0" t="0" r="0" b="5080"/>
             <wp:docPr id="22" name="Imagen 22"/>
@@ -2866,7 +2869,7 @@
           <w:noProof/>
         </w:rPr>
         <w:drawing>
-          <wp:inline distT="0" distB="0" distL="0" distR="0" wp14:anchorId="3576A0A5" wp14:editId="46FC1851">
+          <wp:inline distT="0" distB="0" distL="0" distR="0" wp14:anchorId="3AC1EE29" wp14:editId="46FC1851">
             <wp:extent cx="5400040" cy="2592070"/>
             <wp:effectExtent l="0" t="0" r="0" b="0"/>
             <wp:docPr id="23" name="Imagen 23"/>
@@ -2928,7 +2931,7 @@
           <w:noProof/>
         </w:rPr>
         <w:drawing>
-          <wp:inline distT="0" distB="0" distL="0" distR="0" wp14:anchorId="181180CA" wp14:editId="5EBF2106">
+          <wp:inline distT="0" distB="0" distL="0" distR="0" wp14:anchorId="3CDA6A9E" wp14:editId="5EBF2106">
             <wp:extent cx="3501850" cy="2689485"/>
             <wp:effectExtent l="0" t="0" r="3810" b="0"/>
             <wp:docPr id="24" name="Imagen 24"/>
@@ -2977,7 +2980,7 @@
         </w:rPr>
         <w:lastRenderedPageBreak/>
         <w:drawing>
-          <wp:inline distT="0" distB="0" distL="0" distR="0" wp14:anchorId="320FC100" wp14:editId="1FEC81C4">
+          <wp:inline distT="0" distB="0" distL="0" distR="0" wp14:anchorId="2239136E" wp14:editId="1FEC81C4">
             <wp:extent cx="5400040" cy="2933065"/>
             <wp:effectExtent l="0" t="0" r="0" b="635"/>
             <wp:docPr id="26" name="Imagen 26"/>
@@ -3039,7 +3042,7 @@
           <w:noProof/>
         </w:rPr>
         <w:drawing>
-          <wp:inline distT="0" distB="0" distL="0" distR="0" wp14:anchorId="58EB3EBE" wp14:editId="585B28BA">
+          <wp:inline distT="0" distB="0" distL="0" distR="0" wp14:anchorId="02AB293F" wp14:editId="585B28BA">
             <wp:extent cx="3276190" cy="1657143"/>
             <wp:effectExtent l="0" t="0" r="635" b="635"/>
             <wp:docPr id="28" name="Imagen 28"/>
@@ -3086,6 +3089,20 @@
         <w:rPr>
           <w:lang w:eastAsia="es-ES"/>
         </w:rPr>
+        <w:t>Yo no le daré a ninguno, ya que yo ya tengo un entorno de desarrollo</w:t>
+      </w:r>
+    </w:p>
+    <w:p>
+      <w:pPr>
+        <w:pStyle w:val="Texto"/>
+        <w:rPr>
+          <w:lang w:eastAsia="es-ES"/>
+        </w:rPr>
+      </w:pPr>
+      <w:r>
+        <w:rPr>
+          <w:lang w:eastAsia="es-ES"/>
+        </w:rPr>
         <w:t>Y ya podremos crear aplicaciones con este IDE, para ello, le damos a new</w:t>
       </w:r>
       <w:r>
@@ -3121,7 +3138,7 @@
           <w:noProof/>
         </w:rPr>
         <w:drawing>
-          <wp:inline distT="0" distB="0" distL="0" distR="0" wp14:anchorId="1118BAA5" wp14:editId="62A2458A">
+          <wp:inline distT="0" distB="0" distL="0" distR="0" wp14:anchorId="7B5A17E5" wp14:editId="62A2458A">
             <wp:extent cx="5400040" cy="2919095"/>
             <wp:effectExtent l="0" t="0" r="0" b="0"/>
             <wp:docPr id="29" name="Imagen 29"/>
@@ -3159,22 +3176,6 @@
     </w:p>
     <w:p>
       <w:pPr>
-        <w:rPr>
-          <w:rFonts w:ascii="Times New Roman" w:hAnsi="Times New Roman" w:cs="Times New Roman"/>
-          <w:sz w:val="24"/>
-          <w:szCs w:val="24"/>
-          <w:lang w:eastAsia="es-ES"/>
-        </w:rPr>
-      </w:pPr>
-      <w:r>
-        <w:rPr>
-          <w:lang w:eastAsia="es-ES"/>
-        </w:rPr>
-        <w:br w:type="page"/>
-      </w:r>
-    </w:p>
-    <w:p>
-      <w:pPr>
         <w:pStyle w:val="Texto"/>
         <w:rPr>
           <w:lang w:eastAsia="es-ES"/>
@@ -3186,9 +3187,9 @@
         </w:rPr>
         <w:lastRenderedPageBreak/>
         <w:drawing>
-          <wp:inline distT="0" distB="0" distL="0" distR="0" wp14:anchorId="5DEC0159" wp14:editId="0D03B83A">
-            <wp:extent cx="5400040" cy="4057015"/>
-            <wp:effectExtent l="0" t="0" r="0" b="635"/>
+          <wp:inline distT="0" distB="0" distL="0" distR="0" wp14:anchorId="4A53AD5F" wp14:editId="45BDE34F">
+            <wp:extent cx="5121762" cy="3847947"/>
+            <wp:effectExtent l="0" t="0" r="3175" b="635"/>
             <wp:docPr id="30" name="Imagen 30"/>
             <wp:cNvGraphicFramePr>
               <a:graphicFrameLocks xmlns:a="http://schemas.openxmlformats.org/drawingml/2006/main" noChangeAspect="1"/>
@@ -3209,7 +3210,7 @@
                   <pic:spPr>
                     <a:xfrm>
                       <a:off x="0" y="0"/>
-                      <a:ext cx="5400040" cy="4057015"/>
+                      <a:ext cx="5123666" cy="3849377"/>
                     </a:xfrm>
                     <a:prstGeom prst="rect">
                       <a:avLst/>
@@ -3234,7 +3235,7 @@
           <w:noProof/>
         </w:rPr>
         <w:drawing>
-          <wp:inline distT="0" distB="0" distL="0" distR="0" wp14:anchorId="094D7FDE" wp14:editId="23D3DAD9">
+          <wp:inline distT="0" distB="0" distL="0" distR="0" wp14:anchorId="072EE5C4" wp14:editId="23D3DAD9">
             <wp:extent cx="5400040" cy="4115435"/>
             <wp:effectExtent l="0" t="0" r="0" b="0"/>
             <wp:docPr id="31" name="Imagen 31"/>
@@ -3299,7 +3300,7 @@
         </w:rPr>
         <w:lastRenderedPageBreak/>
         <w:drawing>
-          <wp:inline distT="0" distB="0" distL="0" distR="0" wp14:anchorId="64E17C9E" wp14:editId="545983CF">
+          <wp:inline distT="0" distB="0" distL="0" distR="0" wp14:anchorId="2D3131EC" wp14:editId="545983CF">
             <wp:extent cx="5400040" cy="4071620"/>
             <wp:effectExtent l="0" t="0" r="0" b="5080"/>
             <wp:docPr id="32" name="Imagen 32"/>
@@ -3347,7 +3348,7 @@
           <w:noProof/>
         </w:rPr>
         <w:drawing>
-          <wp:inline distT="0" distB="0" distL="0" distR="0" wp14:anchorId="35707156" wp14:editId="1C190D58">
+          <wp:inline distT="0" distB="0" distL="0" distR="0" wp14:anchorId="5354FA88" wp14:editId="1C190D58">
             <wp:extent cx="5400040" cy="4084955"/>
             <wp:effectExtent l="0" t="0" r="0" b="0"/>
             <wp:docPr id="33" name="Imagen 33"/>
@@ -3412,7 +3413,7 @@
         </w:rPr>
         <w:lastRenderedPageBreak/>
         <w:drawing>
-          <wp:inline distT="0" distB="0" distL="0" distR="0" wp14:anchorId="39471D45" wp14:editId="1A8C7BDE">
+          <wp:inline distT="0" distB="0" distL="0" distR="0" wp14:anchorId="7E1C1E66" wp14:editId="1A8C7BDE">
             <wp:extent cx="5152381" cy="4914286"/>
             <wp:effectExtent l="0" t="0" r="0" b="635"/>
             <wp:docPr id="35" name="Imagen 35"/>
@@ -3461,7 +3462,7 @@
         </w:rPr>
         <w:lastRenderedPageBreak/>
         <w:drawing>
-          <wp:inline distT="0" distB="0" distL="0" distR="0" wp14:anchorId="72EF78BC" wp14:editId="3A70354D">
+          <wp:inline distT="0" distB="0" distL="0" distR="0" wp14:anchorId="17C73DF2" wp14:editId="3A70354D">
             <wp:extent cx="4038095" cy="5447619"/>
             <wp:effectExtent l="0" t="0" r="635" b="1270"/>
             <wp:docPr id="36" name="Imagen 36"/>
@@ -3523,7 +3524,7 @@
           <w:noProof/>
         </w:rPr>
         <w:drawing>
-          <wp:inline distT="0" distB="0" distL="0" distR="0" wp14:anchorId="3BBE59AC" wp14:editId="044B482B">
+          <wp:inline distT="0" distB="0" distL="0" distR="0" wp14:anchorId="51A02F60" wp14:editId="044B482B">
             <wp:extent cx="5400040" cy="1588135"/>
             <wp:effectExtent l="0" t="0" r="0" b="0"/>
             <wp:docPr id="37" name="Imagen 37"/>
@@ -3608,7 +3609,7 @@
           <w:noProof/>
         </w:rPr>
         <w:drawing>
-          <wp:inline distT="0" distB="0" distL="0" distR="0" wp14:anchorId="6985E945" wp14:editId="77CFD2CC">
+          <wp:inline distT="0" distB="0" distL="0" distR="0" wp14:anchorId="09465423" wp14:editId="77CFD2CC">
             <wp:extent cx="3761905" cy="1495238"/>
             <wp:effectExtent l="0" t="0" r="0" b="0"/>
             <wp:docPr id="38" name="Imagen 38"/>
@@ -3684,7 +3685,7 @@
           <w:noProof/>
         </w:rPr>
         <w:drawing>
-          <wp:inline distT="0" distB="0" distL="0" distR="0" wp14:anchorId="5258F85A" wp14:editId="3A555BDB">
+          <wp:inline distT="0" distB="0" distL="0" distR="0" wp14:anchorId="6A168985" wp14:editId="3A555BDB">
             <wp:extent cx="3057143" cy="542857"/>
             <wp:effectExtent l="0" t="0" r="0" b="0"/>
             <wp:docPr id="39" name="Imagen 39"/>
@@ -3732,7 +3733,7 @@
           <w:noProof/>
         </w:rPr>
         <w:drawing>
-          <wp:inline distT="0" distB="0" distL="0" distR="0" wp14:anchorId="6C3FCEE4" wp14:editId="5EB04DF5">
+          <wp:inline distT="0" distB="0" distL="0" distR="0" wp14:anchorId="7DA6A61A" wp14:editId="5EB04DF5">
             <wp:extent cx="3123809" cy="428571"/>
             <wp:effectExtent l="0" t="0" r="635" b="0"/>
             <wp:docPr id="40" name="Imagen 40"/>
@@ -3794,7 +3795,7 @@
           <w:noProof/>
         </w:rPr>
         <w:drawing>
-          <wp:inline distT="0" distB="0" distL="0" distR="0" wp14:anchorId="6275CB9A" wp14:editId="434E7D6A">
+          <wp:inline distT="0" distB="0" distL="0" distR="0" wp14:anchorId="7D3F3E22" wp14:editId="434E7D6A">
             <wp:extent cx="3733333" cy="1457143"/>
             <wp:effectExtent l="0" t="0" r="635" b="0"/>
             <wp:docPr id="41" name="Imagen 41"/>
@@ -3856,7 +3857,7 @@
           <w:noProof/>
         </w:rPr>
         <w:drawing>
-          <wp:inline distT="0" distB="0" distL="0" distR="0" wp14:anchorId="57E2C664" wp14:editId="1EAFA2DC">
+          <wp:inline distT="0" distB="0" distL="0" distR="0" wp14:anchorId="7E3FA6F1" wp14:editId="1EAFA2DC">
             <wp:extent cx="5400040" cy="2813685"/>
             <wp:effectExtent l="0" t="0" r="0" b="5715"/>
             <wp:docPr id="42" name="Imagen 42"/>
@@ -3905,19 +3906,13 @@
           <w:lang w:eastAsia="es-ES"/>
         </w:rPr>
       </w:pPr>
-      <w:bookmarkStart w:id="1" w:name="_Toc153826060"/>
+      <w:bookmarkStart w:id="1" w:name="_Toc153835955"/>
       <w:r>
         <w:rPr>
           <w:lang w:eastAsia="es-ES"/>
         </w:rPr>
         <w:lastRenderedPageBreak/>
-        <w:t xml:space="preserve">Instalar IDE </w:t>
-      </w:r>
-      <w:r>
-        <w:rPr>
-          <w:lang w:eastAsia="es-ES"/>
-        </w:rPr>
-        <w:t>Software Libre</w:t>
+        <w:t>Instalar IDE Software Libre</w:t>
       </w:r>
       <w:bookmarkEnd w:id="1"/>
     </w:p>
@@ -3962,7 +3957,7 @@
           <w:noProof/>
         </w:rPr>
         <w:drawing>
-          <wp:inline distT="0" distB="0" distL="0" distR="0" wp14:anchorId="0C6E7D71" wp14:editId="732249E7">
+          <wp:inline distT="0" distB="0" distL="0" distR="0" wp14:anchorId="6AF470D9" wp14:editId="732249E7">
             <wp:extent cx="4314286" cy="1476190"/>
             <wp:effectExtent l="0" t="0" r="0" b="0"/>
             <wp:docPr id="43" name="Imagen 43"/>
@@ -4010,7 +4005,7 @@
           <w:noProof/>
         </w:rPr>
         <w:drawing>
-          <wp:inline distT="0" distB="0" distL="0" distR="0" wp14:anchorId="3DE2EB1A" wp14:editId="60CEC114">
+          <wp:inline distT="0" distB="0" distL="0" distR="0" wp14:anchorId="3E9A1411" wp14:editId="60CEC114">
             <wp:extent cx="4961905" cy="3171429"/>
             <wp:effectExtent l="0" t="0" r="0" b="0"/>
             <wp:docPr id="44" name="Imagen 44"/>
@@ -4072,7 +4067,7 @@
           <w:noProof/>
         </w:rPr>
         <w:drawing>
-          <wp:inline distT="0" distB="0" distL="0" distR="0" wp14:anchorId="39C8F121" wp14:editId="31A9CF7A">
+          <wp:inline distT="0" distB="0" distL="0" distR="0" wp14:anchorId="3800A4EC" wp14:editId="31A9CF7A">
             <wp:extent cx="5400040" cy="1790700"/>
             <wp:effectExtent l="0" t="0" r="0" b="0"/>
             <wp:docPr id="45" name="Imagen 45"/>
@@ -4151,7 +4146,7 @@
           <w:noProof/>
         </w:rPr>
         <w:drawing>
-          <wp:inline distT="0" distB="0" distL="0" distR="0" wp14:anchorId="686CA3AF" wp14:editId="4CF70AA8">
+          <wp:inline distT="0" distB="0" distL="0" distR="0" wp14:anchorId="0BC3B5EC" wp14:editId="4CF70AA8">
             <wp:extent cx="5400040" cy="889000"/>
             <wp:effectExtent l="0" t="0" r="0" b="6350"/>
             <wp:docPr id="46" name="Imagen 46"/>
@@ -4199,7 +4194,7 @@
           <w:noProof/>
         </w:rPr>
         <w:drawing>
-          <wp:inline distT="0" distB="0" distL="0" distR="0" wp14:anchorId="5991B133" wp14:editId="6300FDEA">
+          <wp:inline distT="0" distB="0" distL="0" distR="0" wp14:anchorId="6E26DD72" wp14:editId="6300FDEA">
             <wp:extent cx="5400040" cy="4503420"/>
             <wp:effectExtent l="0" t="0" r="0" b="0"/>
             <wp:docPr id="50" name="Imagen 50"/>
@@ -4248,7 +4243,7 @@
         </w:rPr>
         <w:lastRenderedPageBreak/>
         <w:drawing>
-          <wp:inline distT="0" distB="0" distL="0" distR="0" wp14:anchorId="77A98F63" wp14:editId="2C7407DF">
+          <wp:inline distT="0" distB="0" distL="0" distR="0" wp14:anchorId="640A5FE3" wp14:editId="2C7407DF">
             <wp:extent cx="5400040" cy="4491355"/>
             <wp:effectExtent l="0" t="0" r="0" b="4445"/>
             <wp:docPr id="51" name="Imagen 51"/>
@@ -4297,7 +4292,7 @@
         </w:rPr>
         <w:lastRenderedPageBreak/>
         <w:drawing>
-          <wp:inline distT="0" distB="0" distL="0" distR="0" wp14:anchorId="4106D2EE" wp14:editId="34C04906">
+          <wp:inline distT="0" distB="0" distL="0" distR="0" wp14:anchorId="7D0D82DE" wp14:editId="34C04906">
             <wp:extent cx="5400040" cy="4561205"/>
             <wp:effectExtent l="0" t="0" r="0" b="0"/>
             <wp:docPr id="52" name="Imagen 52"/>
@@ -4362,7 +4357,7 @@
         </w:rPr>
         <w:lastRenderedPageBreak/>
         <w:drawing>
-          <wp:inline distT="0" distB="0" distL="0" distR="0" wp14:anchorId="1A122398" wp14:editId="636D5933">
+          <wp:inline distT="0" distB="0" distL="0" distR="0" wp14:anchorId="0A628513" wp14:editId="636D5933">
             <wp:extent cx="5400040" cy="4511040"/>
             <wp:effectExtent l="0" t="0" r="0" b="3810"/>
             <wp:docPr id="53" name="Imagen 53"/>
@@ -4437,7 +4432,7 @@
           <w:noProof/>
         </w:rPr>
         <w:drawing>
-          <wp:inline distT="0" distB="0" distL="0" distR="0" wp14:anchorId="11B128DD" wp14:editId="4552719B">
+          <wp:inline distT="0" distB="0" distL="0" distR="0" wp14:anchorId="0097D84A" wp14:editId="4552719B">
             <wp:extent cx="5400040" cy="1497965"/>
             <wp:effectExtent l="0" t="0" r="0" b="6985"/>
             <wp:docPr id="62" name="Imagen 62"/>
@@ -4501,7 +4496,7 @@
         </w:rPr>
         <w:lastRenderedPageBreak/>
         <w:drawing>
-          <wp:inline distT="0" distB="0" distL="0" distR="0" wp14:anchorId="2D355F3E" wp14:editId="56E5A769">
+          <wp:inline distT="0" distB="0" distL="0" distR="0" wp14:anchorId="5C512CB4" wp14:editId="56E5A769">
             <wp:extent cx="5400040" cy="4556125"/>
             <wp:effectExtent l="0" t="0" r="0" b="0"/>
             <wp:docPr id="63" name="Imagen 63"/>
@@ -4580,7 +4575,7 @@
         </w:rPr>
         <w:lastRenderedPageBreak/>
         <w:drawing>
-          <wp:inline distT="0" distB="0" distL="0" distR="0" wp14:anchorId="7E626F4E" wp14:editId="56AC08E9">
+          <wp:inline distT="0" distB="0" distL="0" distR="0" wp14:anchorId="312CDA79" wp14:editId="56AC08E9">
             <wp:extent cx="1000000" cy="1228571"/>
             <wp:effectExtent l="0" t="0" r="0" b="0"/>
             <wp:docPr id="65" name="Imagen 65"/>
@@ -4639,7 +4634,7 @@
           <w:noProof/>
         </w:rPr>
         <w:drawing>
-          <wp:inline distT="0" distB="0" distL="0" distR="0" wp14:anchorId="0B6430A0" wp14:editId="7F40400C">
+          <wp:inline distT="0" distB="0" distL="0" distR="0" wp14:anchorId="20C6142C" wp14:editId="7F40400C">
             <wp:extent cx="5400040" cy="2910205"/>
             <wp:effectExtent l="0" t="0" r="0" b="4445"/>
             <wp:docPr id="66" name="Imagen 66"/>
@@ -4679,7 +4674,7 @@
           <w:noProof/>
         </w:rPr>
         <w:drawing>
-          <wp:inline distT="0" distB="0" distL="0" distR="0" wp14:anchorId="54EF9C18" wp14:editId="08499D03">
+          <wp:inline distT="0" distB="0" distL="0" distR="0" wp14:anchorId="6A00A902" wp14:editId="08499D03">
             <wp:extent cx="5400040" cy="3037840"/>
             <wp:effectExtent l="0" t="0" r="0" b="0"/>
             <wp:docPr id="68" name="Imagen 68"/>
@@ -4749,7 +4744,7 @@
         </w:rPr>
         <w:lastRenderedPageBreak/>
         <w:drawing>
-          <wp:inline distT="0" distB="0" distL="0" distR="0" wp14:anchorId="1D0867B4" wp14:editId="773E66FD">
+          <wp:inline distT="0" distB="0" distL="0" distR="0" wp14:anchorId="3660A771" wp14:editId="773E66FD">
             <wp:extent cx="5400040" cy="3732530"/>
             <wp:effectExtent l="0" t="0" r="0" b="1270"/>
             <wp:docPr id="69" name="Imagen 69"/>
@@ -4799,7 +4794,7 @@
           <w:noProof/>
         </w:rPr>
         <w:drawing>
-          <wp:inline distT="0" distB="0" distL="0" distR="0" wp14:anchorId="433A90F8" wp14:editId="15E0FAF0">
+          <wp:inline distT="0" distB="0" distL="0" distR="0" wp14:anchorId="35045B3D" wp14:editId="15E0FAF0">
             <wp:extent cx="5400040" cy="3712845"/>
             <wp:effectExtent l="0" t="0" r="0" b="1905"/>
             <wp:docPr id="70" name="Imagen 70"/>
@@ -4869,7 +4864,7 @@
         </w:rPr>
         <w:lastRenderedPageBreak/>
         <w:drawing>
-          <wp:inline distT="0" distB="0" distL="0" distR="0" wp14:anchorId="7509366C" wp14:editId="3C8C5E56">
+          <wp:inline distT="0" distB="0" distL="0" distR="0" wp14:anchorId="032D0E0D" wp14:editId="3C8C5E56">
             <wp:extent cx="5400040" cy="2089785"/>
             <wp:effectExtent l="0" t="0" r="0" b="5715"/>
             <wp:docPr id="71" name="Imagen 71"/>
@@ -4923,14 +4918,12 @@
         </w:rPr>
         <w:t>Y si le damos a ejecutar, saldrá lo siguiente</w:t>
       </w:r>
-      <w:bookmarkStart w:id="2" w:name="_GoBack"/>
-      <w:bookmarkEnd w:id="2"/>
       <w:r>
         <w:rPr>
           <w:noProof/>
         </w:rPr>
         <w:drawing>
-          <wp:inline distT="0" distB="0" distL="0" distR="0" wp14:anchorId="566B208A" wp14:editId="3A2AFE8A">
+          <wp:inline distT="0" distB="0" distL="0" distR="0" wp14:anchorId="7280C8DC" wp14:editId="3A2AFE8A">
             <wp:extent cx="5400040" cy="6134735"/>
             <wp:effectExtent l="0" t="0" r="0" b="0"/>
             <wp:docPr id="72" name="Imagen 72"/>
@@ -4980,7 +4973,7 @@
 </file>
 
 <file path=word/endnotes.xml><?xml version="1.0" encoding="utf-8"?>
-<w:endnotes xmlns:wpc="http://schemas.microsoft.com/office/word/2010/wordprocessingCanvas" xmlns:cx="http://schemas.microsoft.com/office/drawing/2014/chartex" xmlns:cx1="http://schemas.microsoft.com/office/drawing/2015/9/8/chartex" xmlns:cx2="http://schemas.microsoft.com/office/drawing/2015/10/21/chartex" xmlns:cx3="http://schemas.microsoft.com/office/drawing/2016/5/9/chartex" xmlns:cx4="http://schemas.microsoft.com/office/drawing/2016/5/10/chartex" xmlns:cx5="http://schemas.microsoft.com/office/drawing/2016/5/11/chartex" xmlns:cx6="http://schemas.microsoft.com/office/drawing/2016/5/12/chartex" xmlns:cx7="http://schemas.microsoft.com/office/drawing/2016/5/13/chartex" xmlns:cx8="http://schemas.microsoft.com/office/drawing/2016/5/14/chartex" xmlns:mc="http://schemas.openxmlformats.org/markup-compatibility/2006" xmlns:aink="http://schemas.microsoft.com/office/drawing/2016/ink" xmlns:am3d="http://schemas.microsoft.com/office/drawing/2017/model3d" xmlns:o="urn:schemas-microsoft-com:office:office" xmlns:r="http://schemas.openxmlformats.org/officeDocument/2006/relationships" xmlns:m="http://schemas.openxmlformats.org/officeDocument/2006/math" xmlns:v="urn:schemas-microsoft-com:vml" xmlns:wp14="http://schemas.microsoft.com/office/word/2010/wordprocessingDrawing" xmlns:wp="http://schemas.openxmlformats.org/drawingml/2006/wordprocessingDrawing" xmlns:w10="urn:schemas-microsoft-com:office:word" xmlns:w="http://schemas.openxmlformats.org/wordprocessingml/2006/main" xmlns:w14="http://schemas.microsoft.com/office/word/2010/wordml" xmlns:w15="http://schemas.microsoft.com/office/word/2012/wordml" xmlns:w16cid="http://schemas.microsoft.com/office/word/2016/wordml/cid" xmlns:w16se="http://schemas.microsoft.com/office/word/2015/wordml/symex" xmlns:wpg="http://schemas.microsoft.com/office/word/2010/wordprocessingGroup" xmlns:wpi="http://schemas.microsoft.com/office/word/2010/wordprocessingInk" xmlns:wne="http://schemas.microsoft.com/office/word/2006/wordml" xmlns:wps="http://schemas.microsoft.com/office/word/2010/wordprocessingShape" mc:Ignorable="w14 w15 w16se w16cid wp14">
+<w:endnotes xmlns:wpc="http://schemas.microsoft.com/office/word/2010/wordprocessingCanvas" xmlns:cx="http://schemas.microsoft.com/office/drawing/2014/chartex" xmlns:cx1="http://schemas.microsoft.com/office/drawing/2015/9/8/chartex" xmlns:cx2="http://schemas.microsoft.com/office/drawing/2015/10/21/chartex" xmlns:cx3="http://schemas.microsoft.com/office/drawing/2016/5/9/chartex" xmlns:cx4="http://schemas.microsoft.com/office/drawing/2016/5/10/chartex" xmlns:cx5="http://schemas.microsoft.com/office/drawing/2016/5/11/chartex" xmlns:cx6="http://schemas.microsoft.com/office/drawing/2016/5/12/chartex" xmlns:cx7="http://schemas.microsoft.com/office/drawing/2016/5/13/chartex" xmlns:cx8="http://schemas.microsoft.com/office/drawing/2016/5/14/chartex" xmlns:mc="http://schemas.openxmlformats.org/markup-compatibility/2006" xmlns:aink="http://schemas.microsoft.com/office/drawing/2016/ink" xmlns:am3d="http://schemas.microsoft.com/office/drawing/2017/model3d" xmlns:o="urn:schemas-microsoft-com:office:office" xmlns:oel="http://schemas.microsoft.com/office/2019/extlst" xmlns:r="http://schemas.openxmlformats.org/officeDocument/2006/relationships" xmlns:m="http://schemas.openxmlformats.org/officeDocument/2006/math" xmlns:v="urn:schemas-microsoft-com:vml" xmlns:wp14="http://schemas.microsoft.com/office/word/2010/wordprocessingDrawing" xmlns:wp="http://schemas.openxmlformats.org/drawingml/2006/wordprocessingDrawing" xmlns:w10="urn:schemas-microsoft-com:office:word" xmlns:w="http://schemas.openxmlformats.org/wordprocessingml/2006/main" xmlns:w14="http://schemas.microsoft.com/office/word/2010/wordml" xmlns:w15="http://schemas.microsoft.com/office/word/2012/wordml" xmlns:w16cex="http://schemas.microsoft.com/office/word/2018/wordml/cex" xmlns:w16cid="http://schemas.microsoft.com/office/word/2016/wordml/cid" xmlns:w16="http://schemas.microsoft.com/office/word/2018/wordml" xmlns:w16sdtdh="http://schemas.microsoft.com/office/word/2020/wordml/sdtdatahash" xmlns:w16se="http://schemas.microsoft.com/office/word/2015/wordml/symex" xmlns:wpg="http://schemas.microsoft.com/office/word/2010/wordprocessingGroup" xmlns:wpi="http://schemas.microsoft.com/office/word/2010/wordprocessingInk" xmlns:wne="http://schemas.microsoft.com/office/word/2006/wordml" xmlns:wps="http://schemas.microsoft.com/office/word/2010/wordprocessingShape" mc:Ignorable="w14 w15 w16se w16cid w16 w16cex w16sdtdh wp14">
   <w:endnote w:type="separator" w:id="-1">
     <w:p>
       <w:pPr>
@@ -5005,7 +4998,7 @@
 </file>
 
 <file path=word/footer1.xml><?xml version="1.0" encoding="utf-8"?>
-<w:ftr xmlns:wpc="http://schemas.microsoft.com/office/word/2010/wordprocessingCanvas" xmlns:cx="http://schemas.microsoft.com/office/drawing/2014/chartex" xmlns:cx1="http://schemas.microsoft.com/office/drawing/2015/9/8/chartex" xmlns:cx2="http://schemas.microsoft.com/office/drawing/2015/10/21/chartex" xmlns:cx3="http://schemas.microsoft.com/office/drawing/2016/5/9/chartex" xmlns:cx4="http://schemas.microsoft.com/office/drawing/2016/5/10/chartex" xmlns:cx5="http://schemas.microsoft.com/office/drawing/2016/5/11/chartex" xmlns:cx6="http://schemas.microsoft.com/office/drawing/2016/5/12/chartex" xmlns:cx7="http://schemas.microsoft.com/office/drawing/2016/5/13/chartex" xmlns:cx8="http://schemas.microsoft.com/office/drawing/2016/5/14/chartex" xmlns:mc="http://schemas.openxmlformats.org/markup-compatibility/2006" xmlns:aink="http://schemas.microsoft.com/office/drawing/2016/ink" xmlns:am3d="http://schemas.microsoft.com/office/drawing/2017/model3d" xmlns:o="urn:schemas-microsoft-com:office:office" xmlns:r="http://schemas.openxmlformats.org/officeDocument/2006/relationships" xmlns:m="http://schemas.openxmlformats.org/officeDocument/2006/math" xmlns:v="urn:schemas-microsoft-com:vml" xmlns:wp14="http://schemas.microsoft.com/office/word/2010/wordprocessingDrawing" xmlns:wp="http://schemas.openxmlformats.org/drawingml/2006/wordprocessingDrawing" xmlns:w10="urn:schemas-microsoft-com:office:word" xmlns:w="http://schemas.openxmlformats.org/wordprocessingml/2006/main" xmlns:w14="http://schemas.microsoft.com/office/word/2010/wordml" xmlns:w15="http://schemas.microsoft.com/office/word/2012/wordml" xmlns:w16cid="http://schemas.microsoft.com/office/word/2016/wordml/cid" xmlns:w16se="http://schemas.microsoft.com/office/word/2015/wordml/symex" xmlns:wpg="http://schemas.microsoft.com/office/word/2010/wordprocessingGroup" xmlns:wpi="http://schemas.microsoft.com/office/word/2010/wordprocessingInk" xmlns:wne="http://schemas.microsoft.com/office/word/2006/wordml" xmlns:wps="http://schemas.microsoft.com/office/word/2010/wordprocessingShape" mc:Ignorable="w14 w15 w16se w16cid wp14">
+<w:ftr xmlns:wpc="http://schemas.microsoft.com/office/word/2010/wordprocessingCanvas" xmlns:cx="http://schemas.microsoft.com/office/drawing/2014/chartex" xmlns:cx1="http://schemas.microsoft.com/office/drawing/2015/9/8/chartex" xmlns:cx2="http://schemas.microsoft.com/office/drawing/2015/10/21/chartex" xmlns:cx3="http://schemas.microsoft.com/office/drawing/2016/5/9/chartex" xmlns:cx4="http://schemas.microsoft.com/office/drawing/2016/5/10/chartex" xmlns:cx5="http://schemas.microsoft.com/office/drawing/2016/5/11/chartex" xmlns:cx6="http://schemas.microsoft.com/office/drawing/2016/5/12/chartex" xmlns:cx7="http://schemas.microsoft.com/office/drawing/2016/5/13/chartex" xmlns:cx8="http://schemas.microsoft.com/office/drawing/2016/5/14/chartex" xmlns:mc="http://schemas.openxmlformats.org/markup-compatibility/2006" xmlns:aink="http://schemas.microsoft.com/office/drawing/2016/ink" xmlns:am3d="http://schemas.microsoft.com/office/drawing/2017/model3d" xmlns:o="urn:schemas-microsoft-com:office:office" xmlns:oel="http://schemas.microsoft.com/office/2019/extlst" xmlns:r="http://schemas.openxmlformats.org/officeDocument/2006/relationships" xmlns:m="http://schemas.openxmlformats.org/officeDocument/2006/math" xmlns:v="urn:schemas-microsoft-com:vml" xmlns:wp14="http://schemas.microsoft.com/office/word/2010/wordprocessingDrawing" xmlns:wp="http://schemas.openxmlformats.org/drawingml/2006/wordprocessingDrawing" xmlns:w10="urn:schemas-microsoft-com:office:word" xmlns:w="http://schemas.openxmlformats.org/wordprocessingml/2006/main" xmlns:w14="http://schemas.microsoft.com/office/word/2010/wordml" xmlns:w15="http://schemas.microsoft.com/office/word/2012/wordml" xmlns:w16cex="http://schemas.microsoft.com/office/word/2018/wordml/cex" xmlns:w16cid="http://schemas.microsoft.com/office/word/2016/wordml/cid" xmlns:w16="http://schemas.microsoft.com/office/word/2018/wordml" xmlns:w16sdtdh="http://schemas.microsoft.com/office/word/2020/wordml/sdtdatahash" xmlns:w16se="http://schemas.microsoft.com/office/word/2015/wordml/symex" xmlns:wpg="http://schemas.microsoft.com/office/word/2010/wordprocessingGroup" xmlns:wpi="http://schemas.microsoft.com/office/word/2010/wordprocessingInk" xmlns:wne="http://schemas.microsoft.com/office/word/2006/wordml" xmlns:wps="http://schemas.microsoft.com/office/word/2010/wordprocessingShape" mc:Ignorable="w14 w15 w16se w16cid w16 w16cex w16sdtdh wp14">
   <w:p>
     <w:pPr>
       <w:pStyle w:val="Piedepgina"/>
@@ -5015,7 +5008,7 @@
 </file>
 
 <file path=word/footer2.xml><?xml version="1.0" encoding="utf-8"?>
-<w:ftr xmlns:wpc="http://schemas.microsoft.com/office/word/2010/wordprocessingCanvas" xmlns:cx="http://schemas.microsoft.com/office/drawing/2014/chartex" xmlns:cx1="http://schemas.microsoft.com/office/drawing/2015/9/8/chartex" xmlns:cx2="http://schemas.microsoft.com/office/drawing/2015/10/21/chartex" xmlns:cx3="http://schemas.microsoft.com/office/drawing/2016/5/9/chartex" xmlns:cx4="http://schemas.microsoft.com/office/drawing/2016/5/10/chartex" xmlns:cx5="http://schemas.microsoft.com/office/drawing/2016/5/11/chartex" xmlns:cx6="http://schemas.microsoft.com/office/drawing/2016/5/12/chartex" xmlns:cx7="http://schemas.microsoft.com/office/drawing/2016/5/13/chartex" xmlns:cx8="http://schemas.microsoft.com/office/drawing/2016/5/14/chartex" xmlns:mc="http://schemas.openxmlformats.org/markup-compatibility/2006" xmlns:aink="http://schemas.microsoft.com/office/drawing/2016/ink" xmlns:am3d="http://schemas.microsoft.com/office/drawing/2017/model3d" xmlns:o="urn:schemas-microsoft-com:office:office" xmlns:r="http://schemas.openxmlformats.org/officeDocument/2006/relationships" xmlns:m="http://schemas.openxmlformats.org/officeDocument/2006/math" xmlns:v="urn:schemas-microsoft-com:vml" xmlns:wp14="http://schemas.microsoft.com/office/word/2010/wordprocessingDrawing" xmlns:wp="http://schemas.openxmlformats.org/drawingml/2006/wordprocessingDrawing" xmlns:w10="urn:schemas-microsoft-com:office:word" xmlns:w="http://schemas.openxmlformats.org/wordprocessingml/2006/main" xmlns:w14="http://schemas.microsoft.com/office/word/2010/wordml" xmlns:w15="http://schemas.microsoft.com/office/word/2012/wordml" xmlns:w16cid="http://schemas.microsoft.com/office/word/2016/wordml/cid" xmlns:w16se="http://schemas.microsoft.com/office/word/2015/wordml/symex" xmlns:wpg="http://schemas.microsoft.com/office/word/2010/wordprocessingGroup" xmlns:wpi="http://schemas.microsoft.com/office/word/2010/wordprocessingInk" xmlns:wne="http://schemas.microsoft.com/office/word/2006/wordml" xmlns:wps="http://schemas.microsoft.com/office/word/2010/wordprocessingShape" mc:Ignorable="w14 w15 w16se w16cid wp14">
+<w:ftr xmlns:wpc="http://schemas.microsoft.com/office/word/2010/wordprocessingCanvas" xmlns:cx="http://schemas.microsoft.com/office/drawing/2014/chartex" xmlns:cx1="http://schemas.microsoft.com/office/drawing/2015/9/8/chartex" xmlns:cx2="http://schemas.microsoft.com/office/drawing/2015/10/21/chartex" xmlns:cx3="http://schemas.microsoft.com/office/drawing/2016/5/9/chartex" xmlns:cx4="http://schemas.microsoft.com/office/drawing/2016/5/10/chartex" xmlns:cx5="http://schemas.microsoft.com/office/drawing/2016/5/11/chartex" xmlns:cx6="http://schemas.microsoft.com/office/drawing/2016/5/12/chartex" xmlns:cx7="http://schemas.microsoft.com/office/drawing/2016/5/13/chartex" xmlns:cx8="http://schemas.microsoft.com/office/drawing/2016/5/14/chartex" xmlns:mc="http://schemas.openxmlformats.org/markup-compatibility/2006" xmlns:aink="http://schemas.microsoft.com/office/drawing/2016/ink" xmlns:am3d="http://schemas.microsoft.com/office/drawing/2017/model3d" xmlns:o="urn:schemas-microsoft-com:office:office" xmlns:oel="http://schemas.microsoft.com/office/2019/extlst" xmlns:r="http://schemas.openxmlformats.org/officeDocument/2006/relationships" xmlns:m="http://schemas.openxmlformats.org/officeDocument/2006/math" xmlns:v="urn:schemas-microsoft-com:vml" xmlns:wp14="http://schemas.microsoft.com/office/word/2010/wordprocessingDrawing" xmlns:wp="http://schemas.openxmlformats.org/drawingml/2006/wordprocessingDrawing" xmlns:w10="urn:schemas-microsoft-com:office:word" xmlns:w="http://schemas.openxmlformats.org/wordprocessingml/2006/main" xmlns:w14="http://schemas.microsoft.com/office/word/2010/wordml" xmlns:w15="http://schemas.microsoft.com/office/word/2012/wordml" xmlns:w16cex="http://schemas.microsoft.com/office/word/2018/wordml/cex" xmlns:w16cid="http://schemas.microsoft.com/office/word/2016/wordml/cid" xmlns:w16="http://schemas.microsoft.com/office/word/2018/wordml" xmlns:w16sdtdh="http://schemas.microsoft.com/office/word/2020/wordml/sdtdatahash" xmlns:w16se="http://schemas.microsoft.com/office/word/2015/wordml/symex" xmlns:wpg="http://schemas.microsoft.com/office/word/2010/wordprocessingGroup" xmlns:wpi="http://schemas.microsoft.com/office/word/2010/wordprocessingInk" xmlns:wne="http://schemas.microsoft.com/office/word/2006/wordml" xmlns:wps="http://schemas.microsoft.com/office/word/2010/wordprocessingShape" mc:Ignorable="w14 w15 w16se w16cid w16 w16cex w16sdtdh wp14">
   <w:p>
     <w:pPr>
       <w:pStyle w:val="Piedepgina"/>
@@ -5040,7 +5033,7 @@
 </file>
 
 <file path=word/footer3.xml><?xml version="1.0" encoding="utf-8"?>
-<w:ftr xmlns:wpc="http://schemas.microsoft.com/office/word/2010/wordprocessingCanvas" xmlns:cx="http://schemas.microsoft.com/office/drawing/2014/chartex" xmlns:cx1="http://schemas.microsoft.com/office/drawing/2015/9/8/chartex" xmlns:cx2="http://schemas.microsoft.com/office/drawing/2015/10/21/chartex" xmlns:cx3="http://schemas.microsoft.com/office/drawing/2016/5/9/chartex" xmlns:cx4="http://schemas.microsoft.com/office/drawing/2016/5/10/chartex" xmlns:cx5="http://schemas.microsoft.com/office/drawing/2016/5/11/chartex" xmlns:cx6="http://schemas.microsoft.com/office/drawing/2016/5/12/chartex" xmlns:cx7="http://schemas.microsoft.com/office/drawing/2016/5/13/chartex" xmlns:cx8="http://schemas.microsoft.com/office/drawing/2016/5/14/chartex" xmlns:mc="http://schemas.openxmlformats.org/markup-compatibility/2006" xmlns:aink="http://schemas.microsoft.com/office/drawing/2016/ink" xmlns:am3d="http://schemas.microsoft.com/office/drawing/2017/model3d" xmlns:o="urn:schemas-microsoft-com:office:office" xmlns:r="http://schemas.openxmlformats.org/officeDocument/2006/relationships" xmlns:m="http://schemas.openxmlformats.org/officeDocument/2006/math" xmlns:v="urn:schemas-microsoft-com:vml" xmlns:wp14="http://schemas.microsoft.com/office/word/2010/wordprocessingDrawing" xmlns:wp="http://schemas.openxmlformats.org/drawingml/2006/wordprocessingDrawing" xmlns:w10="urn:schemas-microsoft-com:office:word" xmlns:w="http://schemas.openxmlformats.org/wordprocessingml/2006/main" xmlns:w14="http://schemas.microsoft.com/office/word/2010/wordml" xmlns:w15="http://schemas.microsoft.com/office/word/2012/wordml" xmlns:w16cid="http://schemas.microsoft.com/office/word/2016/wordml/cid" xmlns:w16se="http://schemas.microsoft.com/office/word/2015/wordml/symex" xmlns:wpg="http://schemas.microsoft.com/office/word/2010/wordprocessingGroup" xmlns:wpi="http://schemas.microsoft.com/office/word/2010/wordprocessingInk" xmlns:wne="http://schemas.microsoft.com/office/word/2006/wordml" xmlns:wps="http://schemas.microsoft.com/office/word/2010/wordprocessingShape" mc:Ignorable="w14 w15 w16se w16cid wp14">
+<w:ftr xmlns:wpc="http://schemas.microsoft.com/office/word/2010/wordprocessingCanvas" xmlns:cx="http://schemas.microsoft.com/office/drawing/2014/chartex" xmlns:cx1="http://schemas.microsoft.com/office/drawing/2015/9/8/chartex" xmlns:cx2="http://schemas.microsoft.com/office/drawing/2015/10/21/chartex" xmlns:cx3="http://schemas.microsoft.com/office/drawing/2016/5/9/chartex" xmlns:cx4="http://schemas.microsoft.com/office/drawing/2016/5/10/chartex" xmlns:cx5="http://schemas.microsoft.com/office/drawing/2016/5/11/chartex" xmlns:cx6="http://schemas.microsoft.com/office/drawing/2016/5/12/chartex" xmlns:cx7="http://schemas.microsoft.com/office/drawing/2016/5/13/chartex" xmlns:cx8="http://schemas.microsoft.com/office/drawing/2016/5/14/chartex" xmlns:mc="http://schemas.openxmlformats.org/markup-compatibility/2006" xmlns:aink="http://schemas.microsoft.com/office/drawing/2016/ink" xmlns:am3d="http://schemas.microsoft.com/office/drawing/2017/model3d" xmlns:o="urn:schemas-microsoft-com:office:office" xmlns:oel="http://schemas.microsoft.com/office/2019/extlst" xmlns:r="http://schemas.openxmlformats.org/officeDocument/2006/relationships" xmlns:m="http://schemas.openxmlformats.org/officeDocument/2006/math" xmlns:v="urn:schemas-microsoft-com:vml" xmlns:wp14="http://schemas.microsoft.com/office/word/2010/wordprocessingDrawing" xmlns:wp="http://schemas.openxmlformats.org/drawingml/2006/wordprocessingDrawing" xmlns:w10="urn:schemas-microsoft-com:office:word" xmlns:w="http://schemas.openxmlformats.org/wordprocessingml/2006/main" xmlns:w14="http://schemas.microsoft.com/office/word/2010/wordml" xmlns:w15="http://schemas.microsoft.com/office/word/2012/wordml" xmlns:w16cex="http://schemas.microsoft.com/office/word/2018/wordml/cex" xmlns:w16cid="http://schemas.microsoft.com/office/word/2016/wordml/cid" xmlns:w16="http://schemas.microsoft.com/office/word/2018/wordml" xmlns:w16sdtdh="http://schemas.microsoft.com/office/word/2020/wordml/sdtdatahash" xmlns:w16se="http://schemas.microsoft.com/office/word/2015/wordml/symex" xmlns:wpg="http://schemas.microsoft.com/office/word/2010/wordprocessingGroup" xmlns:wpi="http://schemas.microsoft.com/office/word/2010/wordprocessingInk" xmlns:wne="http://schemas.microsoft.com/office/word/2006/wordml" xmlns:wps="http://schemas.microsoft.com/office/word/2010/wordprocessingShape" mc:Ignorable="w14 w15 w16se w16cid w16 w16cex w16sdtdh wp14">
   <w:p>
     <w:pPr>
       <w:pStyle w:val="Encabezado"/>
@@ -5084,7 +5077,7 @@
 </file>
 
 <file path=word/footer4.xml><?xml version="1.0" encoding="utf-8"?>
-<w:ftr xmlns:wpc="http://schemas.microsoft.com/office/word/2010/wordprocessingCanvas" xmlns:cx="http://schemas.microsoft.com/office/drawing/2014/chartex" xmlns:cx1="http://schemas.microsoft.com/office/drawing/2015/9/8/chartex" xmlns:cx2="http://schemas.microsoft.com/office/drawing/2015/10/21/chartex" xmlns:cx3="http://schemas.microsoft.com/office/drawing/2016/5/9/chartex" xmlns:cx4="http://schemas.microsoft.com/office/drawing/2016/5/10/chartex" xmlns:cx5="http://schemas.microsoft.com/office/drawing/2016/5/11/chartex" xmlns:cx6="http://schemas.microsoft.com/office/drawing/2016/5/12/chartex" xmlns:cx7="http://schemas.microsoft.com/office/drawing/2016/5/13/chartex" xmlns:cx8="http://schemas.microsoft.com/office/drawing/2016/5/14/chartex" xmlns:mc="http://schemas.openxmlformats.org/markup-compatibility/2006" xmlns:aink="http://schemas.microsoft.com/office/drawing/2016/ink" xmlns:am3d="http://schemas.microsoft.com/office/drawing/2017/model3d" xmlns:o="urn:schemas-microsoft-com:office:office" xmlns:r="http://schemas.openxmlformats.org/officeDocument/2006/relationships" xmlns:m="http://schemas.openxmlformats.org/officeDocument/2006/math" xmlns:v="urn:schemas-microsoft-com:vml" xmlns:wp14="http://schemas.microsoft.com/office/word/2010/wordprocessingDrawing" xmlns:wp="http://schemas.openxmlformats.org/drawingml/2006/wordprocessingDrawing" xmlns:w10="urn:schemas-microsoft-com:office:word" xmlns:w="http://schemas.openxmlformats.org/wordprocessingml/2006/main" xmlns:w14="http://schemas.microsoft.com/office/word/2010/wordml" xmlns:w15="http://schemas.microsoft.com/office/word/2012/wordml" xmlns:w16cid="http://schemas.microsoft.com/office/word/2016/wordml/cid" xmlns:w16se="http://schemas.microsoft.com/office/word/2015/wordml/symex" xmlns:wpg="http://schemas.microsoft.com/office/word/2010/wordprocessingGroup" xmlns:wpi="http://schemas.microsoft.com/office/word/2010/wordprocessingInk" xmlns:wne="http://schemas.microsoft.com/office/word/2006/wordml" xmlns:wps="http://schemas.microsoft.com/office/word/2010/wordprocessingShape" mc:Ignorable="w14 w15 w16se w16cid wp14">
+<w:ftr xmlns:wpc="http://schemas.microsoft.com/office/word/2010/wordprocessingCanvas" xmlns:cx="http://schemas.microsoft.com/office/drawing/2014/chartex" xmlns:cx1="http://schemas.microsoft.com/office/drawing/2015/9/8/chartex" xmlns:cx2="http://schemas.microsoft.com/office/drawing/2015/10/21/chartex" xmlns:cx3="http://schemas.microsoft.com/office/drawing/2016/5/9/chartex" xmlns:cx4="http://schemas.microsoft.com/office/drawing/2016/5/10/chartex" xmlns:cx5="http://schemas.microsoft.com/office/drawing/2016/5/11/chartex" xmlns:cx6="http://schemas.microsoft.com/office/drawing/2016/5/12/chartex" xmlns:cx7="http://schemas.microsoft.com/office/drawing/2016/5/13/chartex" xmlns:cx8="http://schemas.microsoft.com/office/drawing/2016/5/14/chartex" xmlns:mc="http://schemas.openxmlformats.org/markup-compatibility/2006" xmlns:aink="http://schemas.microsoft.com/office/drawing/2016/ink" xmlns:am3d="http://schemas.microsoft.com/office/drawing/2017/model3d" xmlns:o="urn:schemas-microsoft-com:office:office" xmlns:oel="http://schemas.microsoft.com/office/2019/extlst" xmlns:r="http://schemas.openxmlformats.org/officeDocument/2006/relationships" xmlns:m="http://schemas.openxmlformats.org/officeDocument/2006/math" xmlns:v="urn:schemas-microsoft-com:vml" xmlns:wp14="http://schemas.microsoft.com/office/word/2010/wordprocessingDrawing" xmlns:wp="http://schemas.openxmlformats.org/drawingml/2006/wordprocessingDrawing" xmlns:w10="urn:schemas-microsoft-com:office:word" xmlns:w="http://schemas.openxmlformats.org/wordprocessingml/2006/main" xmlns:w14="http://schemas.microsoft.com/office/word/2010/wordml" xmlns:w15="http://schemas.microsoft.com/office/word/2012/wordml" xmlns:w16cex="http://schemas.microsoft.com/office/word/2018/wordml/cex" xmlns:w16cid="http://schemas.microsoft.com/office/word/2016/wordml/cid" xmlns:w16="http://schemas.microsoft.com/office/word/2018/wordml" xmlns:w16sdtdh="http://schemas.microsoft.com/office/word/2020/wordml/sdtdatahash" xmlns:w16se="http://schemas.microsoft.com/office/word/2015/wordml/symex" xmlns:wpg="http://schemas.microsoft.com/office/word/2010/wordprocessingGroup" xmlns:wpi="http://schemas.microsoft.com/office/word/2010/wordprocessingInk" xmlns:wne="http://schemas.microsoft.com/office/word/2006/wordml" xmlns:wps="http://schemas.microsoft.com/office/word/2010/wordprocessingShape" mc:Ignorable="w14 w15 w16se w16cid w16 w16cex w16sdtdh wp14">
   <w:p>
     <w:pPr>
       <w:pStyle w:val="Piedepgina"/>
@@ -5153,7 +5146,7 @@
 </file>
 
 <file path=word/footnotes.xml><?xml version="1.0" encoding="utf-8"?>
-<w:footnotes xmlns:wpc="http://schemas.microsoft.com/office/word/2010/wordprocessingCanvas" xmlns:cx="http://schemas.microsoft.com/office/drawing/2014/chartex" xmlns:cx1="http://schemas.microsoft.com/office/drawing/2015/9/8/chartex" xmlns:cx2="http://schemas.microsoft.com/office/drawing/2015/10/21/chartex" xmlns:cx3="http://schemas.microsoft.com/office/drawing/2016/5/9/chartex" xmlns:cx4="http://schemas.microsoft.com/office/drawing/2016/5/10/chartex" xmlns:cx5="http://schemas.microsoft.com/office/drawing/2016/5/11/chartex" xmlns:cx6="http://schemas.microsoft.com/office/drawing/2016/5/12/chartex" xmlns:cx7="http://schemas.microsoft.com/office/drawing/2016/5/13/chartex" xmlns:cx8="http://schemas.microsoft.com/office/drawing/2016/5/14/chartex" xmlns:mc="http://schemas.openxmlformats.org/markup-compatibility/2006" xmlns:aink="http://schemas.microsoft.com/office/drawing/2016/ink" xmlns:am3d="http://schemas.microsoft.com/office/drawing/2017/model3d" xmlns:o="urn:schemas-microsoft-com:office:office" xmlns:r="http://schemas.openxmlformats.org/officeDocument/2006/relationships" xmlns:m="http://schemas.openxmlformats.org/officeDocument/2006/math" xmlns:v="urn:schemas-microsoft-com:vml" xmlns:wp14="http://schemas.microsoft.com/office/word/2010/wordprocessingDrawing" xmlns:wp="http://schemas.openxmlformats.org/drawingml/2006/wordprocessingDrawing" xmlns:w10="urn:schemas-microsoft-com:office:word" xmlns:w="http://schemas.openxmlformats.org/wordprocessingml/2006/main" xmlns:w14="http://schemas.microsoft.com/office/word/2010/wordml" xmlns:w15="http://schemas.microsoft.com/office/word/2012/wordml" xmlns:w16cid="http://schemas.microsoft.com/office/word/2016/wordml/cid" xmlns:w16se="http://schemas.microsoft.com/office/word/2015/wordml/symex" xmlns:wpg="http://schemas.microsoft.com/office/word/2010/wordprocessingGroup" xmlns:wpi="http://schemas.microsoft.com/office/word/2010/wordprocessingInk" xmlns:wne="http://schemas.microsoft.com/office/word/2006/wordml" xmlns:wps="http://schemas.microsoft.com/office/word/2010/wordprocessingShape" mc:Ignorable="w14 w15 w16se w16cid wp14">
+<w:footnotes xmlns:wpc="http://schemas.microsoft.com/office/word/2010/wordprocessingCanvas" xmlns:cx="http://schemas.microsoft.com/office/drawing/2014/chartex" xmlns:cx1="http://schemas.microsoft.com/office/drawing/2015/9/8/chartex" xmlns:cx2="http://schemas.microsoft.com/office/drawing/2015/10/21/chartex" xmlns:cx3="http://schemas.microsoft.com/office/drawing/2016/5/9/chartex" xmlns:cx4="http://schemas.microsoft.com/office/drawing/2016/5/10/chartex" xmlns:cx5="http://schemas.microsoft.com/office/drawing/2016/5/11/chartex" xmlns:cx6="http://schemas.microsoft.com/office/drawing/2016/5/12/chartex" xmlns:cx7="http://schemas.microsoft.com/office/drawing/2016/5/13/chartex" xmlns:cx8="http://schemas.microsoft.com/office/drawing/2016/5/14/chartex" xmlns:mc="http://schemas.openxmlformats.org/markup-compatibility/2006" xmlns:aink="http://schemas.microsoft.com/office/drawing/2016/ink" xmlns:am3d="http://schemas.microsoft.com/office/drawing/2017/model3d" xmlns:o="urn:schemas-microsoft-com:office:office" xmlns:oel="http://schemas.microsoft.com/office/2019/extlst" xmlns:r="http://schemas.openxmlformats.org/officeDocument/2006/relationships" xmlns:m="http://schemas.openxmlformats.org/officeDocument/2006/math" xmlns:v="urn:schemas-microsoft-com:vml" xmlns:wp14="http://schemas.microsoft.com/office/word/2010/wordprocessingDrawing" xmlns:wp="http://schemas.openxmlformats.org/drawingml/2006/wordprocessingDrawing" xmlns:w10="urn:schemas-microsoft-com:office:word" xmlns:w="http://schemas.openxmlformats.org/wordprocessingml/2006/main" xmlns:w14="http://schemas.microsoft.com/office/word/2010/wordml" xmlns:w15="http://schemas.microsoft.com/office/word/2012/wordml" xmlns:w16cex="http://schemas.microsoft.com/office/word/2018/wordml/cex" xmlns:w16cid="http://schemas.microsoft.com/office/word/2016/wordml/cid" xmlns:w16="http://schemas.microsoft.com/office/word/2018/wordml" xmlns:w16sdtdh="http://schemas.microsoft.com/office/word/2020/wordml/sdtdatahash" xmlns:w16se="http://schemas.microsoft.com/office/word/2015/wordml/symex" xmlns:wpg="http://schemas.microsoft.com/office/word/2010/wordprocessingGroup" xmlns:wpi="http://schemas.microsoft.com/office/word/2010/wordprocessingInk" xmlns:wne="http://schemas.microsoft.com/office/word/2006/wordml" xmlns:wps="http://schemas.microsoft.com/office/word/2010/wordprocessingShape" mc:Ignorable="w14 w15 w16se w16cid w16 w16cex w16sdtdh wp14">
   <w:footnote w:type="separator" w:id="-1">
     <w:p>
       <w:pPr>
@@ -5178,7 +5171,7 @@
 </file>
 
 <file path=word/header1.xml><?xml version="1.0" encoding="utf-8"?>
-<w:hdr xmlns:wpc="http://schemas.microsoft.com/office/word/2010/wordprocessingCanvas" xmlns:cx="http://schemas.microsoft.com/office/drawing/2014/chartex" xmlns:cx1="http://schemas.microsoft.com/office/drawing/2015/9/8/chartex" xmlns:cx2="http://schemas.microsoft.com/office/drawing/2015/10/21/chartex" xmlns:cx3="http://schemas.microsoft.com/office/drawing/2016/5/9/chartex" xmlns:cx4="http://schemas.microsoft.com/office/drawing/2016/5/10/chartex" xmlns:cx5="http://schemas.microsoft.com/office/drawing/2016/5/11/chartex" xmlns:cx6="http://schemas.microsoft.com/office/drawing/2016/5/12/chartex" xmlns:cx7="http://schemas.microsoft.com/office/drawing/2016/5/13/chartex" xmlns:cx8="http://schemas.microsoft.com/office/drawing/2016/5/14/chartex" xmlns:mc="http://schemas.openxmlformats.org/markup-compatibility/2006" xmlns:aink="http://schemas.microsoft.com/office/drawing/2016/ink" xmlns:am3d="http://schemas.microsoft.com/office/drawing/2017/model3d" xmlns:o="urn:schemas-microsoft-com:office:office" xmlns:r="http://schemas.openxmlformats.org/officeDocument/2006/relationships" xmlns:m="http://schemas.openxmlformats.org/officeDocument/2006/math" xmlns:v="urn:schemas-microsoft-com:vml" xmlns:wp14="http://schemas.microsoft.com/office/word/2010/wordprocessingDrawing" xmlns:wp="http://schemas.openxmlformats.org/drawingml/2006/wordprocessingDrawing" xmlns:w10="urn:schemas-microsoft-com:office:word" xmlns:w="http://schemas.openxmlformats.org/wordprocessingml/2006/main" xmlns:w14="http://schemas.microsoft.com/office/word/2010/wordml" xmlns:w15="http://schemas.microsoft.com/office/word/2012/wordml" xmlns:w16cid="http://schemas.microsoft.com/office/word/2016/wordml/cid" xmlns:w16se="http://schemas.microsoft.com/office/word/2015/wordml/symex" xmlns:wpg="http://schemas.microsoft.com/office/word/2010/wordprocessingGroup" xmlns:wpi="http://schemas.microsoft.com/office/word/2010/wordprocessingInk" xmlns:wne="http://schemas.microsoft.com/office/word/2006/wordml" xmlns:wps="http://schemas.microsoft.com/office/word/2010/wordprocessingShape" mc:Ignorable="w14 w15 w16se w16cid wp14">
+<w:hdr xmlns:wpc="http://schemas.microsoft.com/office/word/2010/wordprocessingCanvas" xmlns:cx="http://schemas.microsoft.com/office/drawing/2014/chartex" xmlns:cx1="http://schemas.microsoft.com/office/drawing/2015/9/8/chartex" xmlns:cx2="http://schemas.microsoft.com/office/drawing/2015/10/21/chartex" xmlns:cx3="http://schemas.microsoft.com/office/drawing/2016/5/9/chartex" xmlns:cx4="http://schemas.microsoft.com/office/drawing/2016/5/10/chartex" xmlns:cx5="http://schemas.microsoft.com/office/drawing/2016/5/11/chartex" xmlns:cx6="http://schemas.microsoft.com/office/drawing/2016/5/12/chartex" xmlns:cx7="http://schemas.microsoft.com/office/drawing/2016/5/13/chartex" xmlns:cx8="http://schemas.microsoft.com/office/drawing/2016/5/14/chartex" xmlns:mc="http://schemas.openxmlformats.org/markup-compatibility/2006" xmlns:aink="http://schemas.microsoft.com/office/drawing/2016/ink" xmlns:am3d="http://schemas.microsoft.com/office/drawing/2017/model3d" xmlns:o="urn:schemas-microsoft-com:office:office" xmlns:oel="http://schemas.microsoft.com/office/2019/extlst" xmlns:r="http://schemas.openxmlformats.org/officeDocument/2006/relationships" xmlns:m="http://schemas.openxmlformats.org/officeDocument/2006/math" xmlns:v="urn:schemas-microsoft-com:vml" xmlns:wp14="http://schemas.microsoft.com/office/word/2010/wordprocessingDrawing" xmlns:wp="http://schemas.openxmlformats.org/drawingml/2006/wordprocessingDrawing" xmlns:w10="urn:schemas-microsoft-com:office:word" xmlns:w="http://schemas.openxmlformats.org/wordprocessingml/2006/main" xmlns:w14="http://schemas.microsoft.com/office/word/2010/wordml" xmlns:w15="http://schemas.microsoft.com/office/word/2012/wordml" xmlns:w16cex="http://schemas.microsoft.com/office/word/2018/wordml/cex" xmlns:w16cid="http://schemas.microsoft.com/office/word/2016/wordml/cid" xmlns:w16="http://schemas.microsoft.com/office/word/2018/wordml" xmlns:w16sdtdh="http://schemas.microsoft.com/office/word/2020/wordml/sdtdatahash" xmlns:w16se="http://schemas.microsoft.com/office/word/2015/wordml/symex" xmlns:wpg="http://schemas.microsoft.com/office/word/2010/wordprocessingGroup" xmlns:wpi="http://schemas.microsoft.com/office/word/2010/wordprocessingInk" xmlns:wne="http://schemas.microsoft.com/office/word/2006/wordml" xmlns:wps="http://schemas.microsoft.com/office/word/2010/wordprocessingShape" mc:Ignorable="w14 w15 w16se w16cid w16 w16cex w16sdtdh wp14">
   <w:p>
     <w:pPr>
       <w:pStyle w:val="Encabezado"/>
@@ -5188,7 +5181,7 @@
 </file>
 
 <file path=word/header2.xml><?xml version="1.0" encoding="utf-8"?>
-<w:hdr xmlns:wpc="http://schemas.microsoft.com/office/word/2010/wordprocessingCanvas" xmlns:cx="http://schemas.microsoft.com/office/drawing/2014/chartex" xmlns:cx1="http://schemas.microsoft.com/office/drawing/2015/9/8/chartex" xmlns:cx2="http://schemas.microsoft.com/office/drawing/2015/10/21/chartex" xmlns:cx3="http://schemas.microsoft.com/office/drawing/2016/5/9/chartex" xmlns:cx4="http://schemas.microsoft.com/office/drawing/2016/5/10/chartex" xmlns:cx5="http://schemas.microsoft.com/office/drawing/2016/5/11/chartex" xmlns:cx6="http://schemas.microsoft.com/office/drawing/2016/5/12/chartex" xmlns:cx7="http://schemas.microsoft.com/office/drawing/2016/5/13/chartex" xmlns:cx8="http://schemas.microsoft.com/office/drawing/2016/5/14/chartex" xmlns:mc="http://schemas.openxmlformats.org/markup-compatibility/2006" xmlns:aink="http://schemas.microsoft.com/office/drawing/2016/ink" xmlns:am3d="http://schemas.microsoft.com/office/drawing/2017/model3d" xmlns:o="urn:schemas-microsoft-com:office:office" xmlns:r="http://schemas.openxmlformats.org/officeDocument/2006/relationships" xmlns:m="http://schemas.openxmlformats.org/officeDocument/2006/math" xmlns:v="urn:schemas-microsoft-com:vml" xmlns:wp14="http://schemas.microsoft.com/office/word/2010/wordprocessingDrawing" xmlns:wp="http://schemas.openxmlformats.org/drawingml/2006/wordprocessingDrawing" xmlns:w10="urn:schemas-microsoft-com:office:word" xmlns:w="http://schemas.openxmlformats.org/wordprocessingml/2006/main" xmlns:w14="http://schemas.microsoft.com/office/word/2010/wordml" xmlns:w15="http://schemas.microsoft.com/office/word/2012/wordml" xmlns:w16cid="http://schemas.microsoft.com/office/word/2016/wordml/cid" xmlns:w16se="http://schemas.microsoft.com/office/word/2015/wordml/symex" xmlns:wpg="http://schemas.microsoft.com/office/word/2010/wordprocessingGroup" xmlns:wpi="http://schemas.microsoft.com/office/word/2010/wordprocessingInk" xmlns:wne="http://schemas.microsoft.com/office/word/2006/wordml" xmlns:wps="http://schemas.microsoft.com/office/word/2010/wordprocessingShape" mc:Ignorable="w14 w15 w16se w16cid wp14">
+<w:hdr xmlns:wpc="http://schemas.microsoft.com/office/word/2010/wordprocessingCanvas" xmlns:cx="http://schemas.microsoft.com/office/drawing/2014/chartex" xmlns:cx1="http://schemas.microsoft.com/office/drawing/2015/9/8/chartex" xmlns:cx2="http://schemas.microsoft.com/office/drawing/2015/10/21/chartex" xmlns:cx3="http://schemas.microsoft.com/office/drawing/2016/5/9/chartex" xmlns:cx4="http://schemas.microsoft.com/office/drawing/2016/5/10/chartex" xmlns:cx5="http://schemas.microsoft.com/office/drawing/2016/5/11/chartex" xmlns:cx6="http://schemas.microsoft.com/office/drawing/2016/5/12/chartex" xmlns:cx7="http://schemas.microsoft.com/office/drawing/2016/5/13/chartex" xmlns:cx8="http://schemas.microsoft.com/office/drawing/2016/5/14/chartex" xmlns:mc="http://schemas.openxmlformats.org/markup-compatibility/2006" xmlns:aink="http://schemas.microsoft.com/office/drawing/2016/ink" xmlns:am3d="http://schemas.microsoft.com/office/drawing/2017/model3d" xmlns:o="urn:schemas-microsoft-com:office:office" xmlns:oel="http://schemas.microsoft.com/office/2019/extlst" xmlns:r="http://schemas.openxmlformats.org/officeDocument/2006/relationships" xmlns:m="http://schemas.openxmlformats.org/officeDocument/2006/math" xmlns:v="urn:schemas-microsoft-com:vml" xmlns:wp14="http://schemas.microsoft.com/office/word/2010/wordprocessingDrawing" xmlns:wp="http://schemas.openxmlformats.org/drawingml/2006/wordprocessingDrawing" xmlns:w10="urn:schemas-microsoft-com:office:word" xmlns:w="http://schemas.openxmlformats.org/wordprocessingml/2006/main" xmlns:w14="http://schemas.microsoft.com/office/word/2010/wordml" xmlns:w15="http://schemas.microsoft.com/office/word/2012/wordml" xmlns:w16cex="http://schemas.microsoft.com/office/word/2018/wordml/cex" xmlns:w16cid="http://schemas.microsoft.com/office/word/2016/wordml/cid" xmlns:w16="http://schemas.microsoft.com/office/word/2018/wordml" xmlns:w16sdtdh="http://schemas.microsoft.com/office/word/2020/wordml/sdtdatahash" xmlns:w16se="http://schemas.microsoft.com/office/word/2015/wordml/symex" xmlns:wpg="http://schemas.microsoft.com/office/word/2010/wordprocessingGroup" xmlns:wpi="http://schemas.microsoft.com/office/word/2010/wordprocessingInk" xmlns:wne="http://schemas.microsoft.com/office/word/2006/wordml" xmlns:wps="http://schemas.microsoft.com/office/word/2010/wordprocessingShape" mc:Ignorable="w14 w15 w16se w16cid w16 w16cex w16sdtdh wp14">
   <w:p>
     <w:pPr>
       <w:pStyle w:val="Encabezado"/>
@@ -5198,7 +5191,7 @@
 </file>
 
 <file path=word/header3.xml><?xml version="1.0" encoding="utf-8"?>
-<w:hdr xmlns:wpc="http://schemas.microsoft.com/office/word/2010/wordprocessingCanvas" xmlns:cx="http://schemas.microsoft.com/office/drawing/2014/chartex" xmlns:cx1="http://schemas.microsoft.com/office/drawing/2015/9/8/chartex" xmlns:cx2="http://schemas.microsoft.com/office/drawing/2015/10/21/chartex" xmlns:cx3="http://schemas.microsoft.com/office/drawing/2016/5/9/chartex" xmlns:cx4="http://schemas.microsoft.com/office/drawing/2016/5/10/chartex" xmlns:cx5="http://schemas.microsoft.com/office/drawing/2016/5/11/chartex" xmlns:cx6="http://schemas.microsoft.com/office/drawing/2016/5/12/chartex" xmlns:cx7="http://schemas.microsoft.com/office/drawing/2016/5/13/chartex" xmlns:cx8="http://schemas.microsoft.com/office/drawing/2016/5/14/chartex" xmlns:mc="http://schemas.openxmlformats.org/markup-compatibility/2006" xmlns:aink="http://schemas.microsoft.com/office/drawing/2016/ink" xmlns:am3d="http://schemas.microsoft.com/office/drawing/2017/model3d" xmlns:o="urn:schemas-microsoft-com:office:office" xmlns:r="http://schemas.openxmlformats.org/officeDocument/2006/relationships" xmlns:m="http://schemas.openxmlformats.org/officeDocument/2006/math" xmlns:v="urn:schemas-microsoft-com:vml" xmlns:wp14="http://schemas.microsoft.com/office/word/2010/wordprocessingDrawing" xmlns:wp="http://schemas.openxmlformats.org/drawingml/2006/wordprocessingDrawing" xmlns:w10="urn:schemas-microsoft-com:office:word" xmlns:w="http://schemas.openxmlformats.org/wordprocessingml/2006/main" xmlns:w14="http://schemas.microsoft.com/office/word/2010/wordml" xmlns:w15="http://schemas.microsoft.com/office/word/2012/wordml" xmlns:w16cid="http://schemas.microsoft.com/office/word/2016/wordml/cid" xmlns:w16se="http://schemas.microsoft.com/office/word/2015/wordml/symex" xmlns:wpg="http://schemas.microsoft.com/office/word/2010/wordprocessingGroup" xmlns:wpi="http://schemas.microsoft.com/office/word/2010/wordprocessingInk" xmlns:wne="http://schemas.microsoft.com/office/word/2006/wordml" xmlns:wps="http://schemas.microsoft.com/office/word/2010/wordprocessingShape" mc:Ignorable="w14 w15 w16se w16cid wp14">
+<w:hdr xmlns:wpc="http://schemas.microsoft.com/office/word/2010/wordprocessingCanvas" xmlns:cx="http://schemas.microsoft.com/office/drawing/2014/chartex" xmlns:cx1="http://schemas.microsoft.com/office/drawing/2015/9/8/chartex" xmlns:cx2="http://schemas.microsoft.com/office/drawing/2015/10/21/chartex" xmlns:cx3="http://schemas.microsoft.com/office/drawing/2016/5/9/chartex" xmlns:cx4="http://schemas.microsoft.com/office/drawing/2016/5/10/chartex" xmlns:cx5="http://schemas.microsoft.com/office/drawing/2016/5/11/chartex" xmlns:cx6="http://schemas.microsoft.com/office/drawing/2016/5/12/chartex" xmlns:cx7="http://schemas.microsoft.com/office/drawing/2016/5/13/chartex" xmlns:cx8="http://schemas.microsoft.com/office/drawing/2016/5/14/chartex" xmlns:mc="http://schemas.openxmlformats.org/markup-compatibility/2006" xmlns:aink="http://schemas.microsoft.com/office/drawing/2016/ink" xmlns:am3d="http://schemas.microsoft.com/office/drawing/2017/model3d" xmlns:o="urn:schemas-microsoft-com:office:office" xmlns:oel="http://schemas.microsoft.com/office/2019/extlst" xmlns:r="http://schemas.openxmlformats.org/officeDocument/2006/relationships" xmlns:m="http://schemas.openxmlformats.org/officeDocument/2006/math" xmlns:v="urn:schemas-microsoft-com:vml" xmlns:wp14="http://schemas.microsoft.com/office/word/2010/wordprocessingDrawing" xmlns:wp="http://schemas.openxmlformats.org/drawingml/2006/wordprocessingDrawing" xmlns:w10="urn:schemas-microsoft-com:office:word" xmlns:w="http://schemas.openxmlformats.org/wordprocessingml/2006/main" xmlns:w14="http://schemas.microsoft.com/office/word/2010/wordml" xmlns:w15="http://schemas.microsoft.com/office/word/2012/wordml" xmlns:w16cex="http://schemas.microsoft.com/office/word/2018/wordml/cex" xmlns:w16cid="http://schemas.microsoft.com/office/word/2016/wordml/cid" xmlns:w16="http://schemas.microsoft.com/office/word/2018/wordml" xmlns:w16sdtdh="http://schemas.microsoft.com/office/word/2020/wordml/sdtdatahash" xmlns:w16se="http://schemas.microsoft.com/office/word/2015/wordml/symex" xmlns:wpg="http://schemas.microsoft.com/office/word/2010/wordprocessingGroup" xmlns:wpi="http://schemas.microsoft.com/office/word/2010/wordprocessingInk" xmlns:wne="http://schemas.microsoft.com/office/word/2006/wordml" xmlns:wps="http://schemas.microsoft.com/office/word/2010/wordprocessingShape" mc:Ignorable="w14 w15 w16se w16cid w16 w16cex w16sdtdh wp14">
   <w:p>
     <w:pPr>
       <w:pStyle w:val="Encabezado"/>
@@ -5218,7 +5211,7 @@
 </file>
 
 <file path=word/header4.xml><?xml version="1.0" encoding="utf-8"?>
-<w:hdr xmlns:wpc="http://schemas.microsoft.com/office/word/2010/wordprocessingCanvas" xmlns:cx="http://schemas.microsoft.com/office/drawing/2014/chartex" xmlns:cx1="http://schemas.microsoft.com/office/drawing/2015/9/8/chartex" xmlns:cx2="http://schemas.microsoft.com/office/drawing/2015/10/21/chartex" xmlns:cx3="http://schemas.microsoft.com/office/drawing/2016/5/9/chartex" xmlns:cx4="http://schemas.microsoft.com/office/drawing/2016/5/10/chartex" xmlns:cx5="http://schemas.microsoft.com/office/drawing/2016/5/11/chartex" xmlns:cx6="http://schemas.microsoft.com/office/drawing/2016/5/12/chartex" xmlns:cx7="http://schemas.microsoft.com/office/drawing/2016/5/13/chartex" xmlns:cx8="http://schemas.microsoft.com/office/drawing/2016/5/14/chartex" xmlns:mc="http://schemas.openxmlformats.org/markup-compatibility/2006" xmlns:aink="http://schemas.microsoft.com/office/drawing/2016/ink" xmlns:am3d="http://schemas.microsoft.com/office/drawing/2017/model3d" xmlns:o="urn:schemas-microsoft-com:office:office" xmlns:r="http://schemas.openxmlformats.org/officeDocument/2006/relationships" xmlns:m="http://schemas.openxmlformats.org/officeDocument/2006/math" xmlns:v="urn:schemas-microsoft-com:vml" xmlns:wp14="http://schemas.microsoft.com/office/word/2010/wordprocessingDrawing" xmlns:wp="http://schemas.openxmlformats.org/drawingml/2006/wordprocessingDrawing" xmlns:w10="urn:schemas-microsoft-com:office:word" xmlns:w="http://schemas.openxmlformats.org/wordprocessingml/2006/main" xmlns:w14="http://schemas.microsoft.com/office/word/2010/wordml" xmlns:w15="http://schemas.microsoft.com/office/word/2012/wordml" xmlns:w16cid="http://schemas.microsoft.com/office/word/2016/wordml/cid" xmlns:w16se="http://schemas.microsoft.com/office/word/2015/wordml/symex" xmlns:wpg="http://schemas.microsoft.com/office/word/2010/wordprocessingGroup" xmlns:wpi="http://schemas.microsoft.com/office/word/2010/wordprocessingInk" xmlns:wne="http://schemas.microsoft.com/office/word/2006/wordml" xmlns:wps="http://schemas.microsoft.com/office/word/2010/wordprocessingShape" mc:Ignorable="w14 w15 w16se w16cid wp14">
+<w:hdr xmlns:wpc="http://schemas.microsoft.com/office/word/2010/wordprocessingCanvas" xmlns:cx="http://schemas.microsoft.com/office/drawing/2014/chartex" xmlns:cx1="http://schemas.microsoft.com/office/drawing/2015/9/8/chartex" xmlns:cx2="http://schemas.microsoft.com/office/drawing/2015/10/21/chartex" xmlns:cx3="http://schemas.microsoft.com/office/drawing/2016/5/9/chartex" xmlns:cx4="http://schemas.microsoft.com/office/drawing/2016/5/10/chartex" xmlns:cx5="http://schemas.microsoft.com/office/drawing/2016/5/11/chartex" xmlns:cx6="http://schemas.microsoft.com/office/drawing/2016/5/12/chartex" xmlns:cx7="http://schemas.microsoft.com/office/drawing/2016/5/13/chartex" xmlns:cx8="http://schemas.microsoft.com/office/drawing/2016/5/14/chartex" xmlns:mc="http://schemas.openxmlformats.org/markup-compatibility/2006" xmlns:aink="http://schemas.microsoft.com/office/drawing/2016/ink" xmlns:am3d="http://schemas.microsoft.com/office/drawing/2017/model3d" xmlns:o="urn:schemas-microsoft-com:office:office" xmlns:oel="http://schemas.microsoft.com/office/2019/extlst" xmlns:r="http://schemas.openxmlformats.org/officeDocument/2006/relationships" xmlns:m="http://schemas.openxmlformats.org/officeDocument/2006/math" xmlns:v="urn:schemas-microsoft-com:vml" xmlns:wp14="http://schemas.microsoft.com/office/word/2010/wordprocessingDrawing" xmlns:wp="http://schemas.openxmlformats.org/drawingml/2006/wordprocessingDrawing" xmlns:w10="urn:schemas-microsoft-com:office:word" xmlns:w="http://schemas.openxmlformats.org/wordprocessingml/2006/main" xmlns:w14="http://schemas.microsoft.com/office/word/2010/wordml" xmlns:w15="http://schemas.microsoft.com/office/word/2012/wordml" xmlns:w16cex="http://schemas.microsoft.com/office/word/2018/wordml/cex" xmlns:w16cid="http://schemas.microsoft.com/office/word/2016/wordml/cid" xmlns:w16="http://schemas.microsoft.com/office/word/2018/wordml" xmlns:w16sdtdh="http://schemas.microsoft.com/office/word/2020/wordml/sdtdatahash" xmlns:w16se="http://schemas.microsoft.com/office/word/2015/wordml/symex" xmlns:wpg="http://schemas.microsoft.com/office/word/2010/wordprocessingGroup" xmlns:wpi="http://schemas.microsoft.com/office/word/2010/wordprocessingInk" xmlns:wne="http://schemas.microsoft.com/office/word/2006/wordml" xmlns:wps="http://schemas.microsoft.com/office/word/2010/wordprocessingShape" mc:Ignorable="w14 w15 w16se w16cid w16 w16cex w16sdtdh wp14">
   <w:p>
     <w:pPr>
       <w:pStyle w:val="Encabezado"/>
@@ -5263,7 +5256,7 @@
 </file>
 
 <file path=word/styles.xml><?xml version="1.0" encoding="utf-8"?>
-<w:styles xmlns:mc="http://schemas.openxmlformats.org/markup-compatibility/2006" xmlns:r="http://schemas.openxmlformats.org/officeDocument/2006/relationships" xmlns:w="http://schemas.openxmlformats.org/wordprocessingml/2006/main" xmlns:w14="http://schemas.microsoft.com/office/word/2010/wordml" xmlns:w15="http://schemas.microsoft.com/office/word/2012/wordml" xmlns:w16cid="http://schemas.microsoft.com/office/word/2016/wordml/cid" xmlns:w16se="http://schemas.microsoft.com/office/word/2015/wordml/symex" mc:Ignorable="w14 w15 w16se w16cid">
+<w:styles xmlns:mc="http://schemas.openxmlformats.org/markup-compatibility/2006" xmlns:r="http://schemas.openxmlformats.org/officeDocument/2006/relationships" xmlns:w="http://schemas.openxmlformats.org/wordprocessingml/2006/main" xmlns:w14="http://schemas.microsoft.com/office/word/2010/wordml" xmlns:w15="http://schemas.microsoft.com/office/word/2012/wordml" xmlns:w16cex="http://schemas.microsoft.com/office/word/2018/wordml/cex" xmlns:w16cid="http://schemas.microsoft.com/office/word/2016/wordml/cid" xmlns:w16="http://schemas.microsoft.com/office/word/2018/wordml" xmlns:w16sdtdh="http://schemas.microsoft.com/office/word/2020/wordml/sdtdatahash" xmlns:w16se="http://schemas.microsoft.com/office/word/2015/wordml/symex" mc:Ignorable="w14 w15 w16se w16cid w16 w16cex w16sdtdh">
   <w:docDefaults>
     <w:rPrDefault>
       <w:rPr>
@@ -5279,7 +5272,7 @@
       </w:pPr>
     </w:pPrDefault>
   </w:docDefaults>
-  <w:latentStyles w:defLockedState="0" w:defUIPriority="99" w:defSemiHidden="0" w:defUnhideWhenUsed="0" w:defQFormat="0" w:count="375">
+  <w:latentStyles w:defLockedState="0" w:defUIPriority="99" w:defSemiHidden="0" w:defUnhideWhenUsed="0" w:defQFormat="0" w:count="376">
     <w:lsdException w:name="Normal" w:uiPriority="0" w:qFormat="1"/>
     <w:lsdException w:name="heading 1" w:uiPriority="9" w:qFormat="1"/>
     <w:lsdException w:name="heading 2" w:semiHidden="1" w:uiPriority="9" w:unhideWhenUsed="1" w:qFormat="1"/>
@@ -5655,6 +5648,7 @@
     <w:lsdException w:name="Smart Hyperlink" w:semiHidden="1" w:unhideWhenUsed="1"/>
     <w:lsdException w:name="Hashtag" w:semiHidden="1" w:unhideWhenUsed="1"/>
     <w:lsdException w:name="Unresolved Mention" w:semiHidden="1" w:unhideWhenUsed="1"/>
+    <w:lsdException w:name="Smart Link" w:semiHidden="1" w:unhideWhenUsed="1"/>
   </w:latentStyles>
   <w:style w:type="paragraph" w:default="1" w:styleId="Normal">
     <w:name w:val="Normal"/>
